--- a/exports/docx/PROPOSAL_TEMPLATE.docx
+++ b/exports/docx/PROPOSAL_TEMPLATE.docx
@@ -43,7 +43,15 @@
         <w:pStyle w:val="Title"/>
       </w:pPr>
       <w:r>
-        <w:t>VYTALIX — Services Proposal Template</w:t>
+        <w:t>Proposal — [Client organisation] — [Project name]</w:t>
+      </w:r>
+    </w:p>
+    <w:p>
+      <w:r>
+        <w:rPr>
+          <w:i/>
+        </w:rPr>
+        <w:t>For the person who will sign. Send it within five working days of the call, and fill in every bracket first.</w:t>
       </w:r>
     </w:p>
     <w:p>
@@ -51,54 +59,50 @@
         <w:rPr>
           <w:b/>
         </w:rPr>
-        <w:t>Use:</w:t>
+        <w:t>From:</w:t>
       </w:r>
       <w:r>
-        <w:t xml:space="preserve"> every Advisory or Consulting proposal. Structure per </w:t>
+        <w:t xml:space="preserve"> Vytalix · [Founder name] · [email] · [phone]</w:t>
+      </w:r>
+    </w:p>
+    <w:p>
+      <w:r>
+        <w:rPr>
+          <w:b/>
+        </w:rPr>
+        <w:t>To:</w:t>
       </w:r>
       <w:r>
+        <w:t xml:space="preserve"> [Client contact name], [Job title], [Client organisation]</w:t>
+      </w:r>
+    </w:p>
+    <w:p>
+      <w:r>
         <w:rPr>
-          <w:rFonts w:ascii="Consolas" w:hAnsi="Consolas"/>
-          <w:sz w:val="18"/>
+          <w:b/>
         </w:rPr>
-        <w:t>/docs/03_BRAND_SYSTEM.md</w:t>
+        <w:t>Date:</w:t>
       </w:r>
       <w:r>
-        <w:t xml:space="preserve"> §14 and </w:t>
-      </w:r>
-      <w:r>
-        <w:rPr>
-          <w:rFonts w:ascii="Consolas" w:hAnsi="Consolas"/>
-          <w:sz w:val="18"/>
-        </w:rPr>
-        <w:t>/docs/13_SALES_ENGINE.md</w:t>
-      </w:r>
-      <w:r>
-        <w:t xml:space="preserve"> §7; contracting per </w:t>
-      </w:r>
-      <w:r>
-        <w:rPr>
-          <w:rFonts w:ascii="Consolas" w:hAnsi="Consolas"/>
-          <w:sz w:val="18"/>
-        </w:rPr>
-        <w:t>/docs/13_SALES_ENGINE.md</w:t>
-      </w:r>
-      <w:r>
-        <w:t xml:space="preserve"> §9 (MSA + SOW, TO VALIDATE with a solicitor). </w:t>
+        <w:t xml:space="preserve"> [Date] · </w:t>
       </w:r>
       <w:r>
         <w:rPr>
           <w:b/>
         </w:rPr>
-        <w:t>Version:</w:t>
+        <w:t>Valid until:</w:t>
       </w:r>
       <w:r>
-        <w:t xml:space="preserve"> 1.0 · 8 September 2026 · Status: PROPOSED.</w:t>
+        <w:t xml:space="preserve"> [Date, 30 days later] · </w:t>
       </w:r>
-    </w:p>
-    <w:p>
       <w:r>
-        <w:t>Fill every bracketed field; delete instructions in italics; do not send with brackets remaining. Prices are ESTIMATE until quoted; VAT status TO VALIDATE.</w:t>
+        <w:rPr>
+          <w:b/>
+        </w:rPr>
+        <w:t>Reference:</w:t>
+      </w:r>
+      <w:r>
+        <w:t xml:space="preserve"> [VTX-2026-000]</w:t>
       </w:r>
     </w:p>
     <w:p>
@@ -106,124 +110,49 @@
         <w:pStyle w:val="Heading2"/>
       </w:pPr>
       <w:r>
-        <w:t>Executive view</w:t>
+        <w:t>1. What you told us</w:t>
+      </w:r>
+    </w:p>
+    <w:p>
+      <w:r>
+        <w:t>You said this, in your words, on [date of the call]:</w:t>
       </w:r>
     </w:p>
     <w:p>
       <w:pPr>
-        <w:pStyle w:val="ListNumber"/>
+        <w:pStyle w:val="ListBullet"/>
       </w:pPr>
       <w:r>
-        <w:t>A proposal is the discovery call written down: the client's problem in their words, a fixed scope, named deliverables with acceptance criteria, a timeline with dependencies, and a fixed fee.</w:t>
+        <w:t>[Their problem, one sentence, as they said it]</w:t>
       </w:r>
     </w:p>
     <w:p>
       <w:pPr>
-        <w:pStyle w:val="ListNumber"/>
+        <w:pStyle w:val="ListBullet"/>
       </w:pPr>
       <w:r>
-        <w:t xml:space="preserve">It is built from one or more packages in </w:t>
-      </w:r>
-      <w:r>
-        <w:rPr>
-          <w:rFonts w:ascii="Consolas" w:hAnsi="Consolas"/>
-          <w:sz w:val="18"/>
-        </w:rPr>
-        <w:t>/assets/SERVICE_CATALOGUE.md</w:t>
-      </w:r>
-      <w:r>
-        <w:t xml:space="preserve">, priced per </w:t>
-      </w:r>
-      <w:r>
-        <w:rPr>
-          <w:rFonts w:ascii="Consolas" w:hAnsi="Consolas"/>
-          <w:sz w:val="18"/>
-        </w:rPr>
-        <w:t>/assets/PRICING_STRUCTURE.md</w:t>
-      </w:r>
-      <w:r>
-        <w:t>, and issued within two working days of the sales presentation.</w:t>
+        <w:t>[What has already been tried]</w:t>
       </w:r>
     </w:p>
     <w:p>
       <w:pPr>
-        <w:pStyle w:val="ListNumber"/>
+        <w:pStyle w:val="ListBullet"/>
       </w:pPr>
       <w:r>
-        <w:t>The template enforces the language rules: no invented clients, associates, advisers or results; the "About Vytalix" appendix is the stage-honest company profile.</w:t>
+        <w:t>[What is forcing this now: a deadline, an inspection, a board paper, a funding round]</w:t>
       </w:r>
     </w:p>
     <w:p>
       <w:pPr>
-        <w:pStyle w:val="ListNumber"/>
+        <w:pStyle w:val="ListBullet"/>
       </w:pPr>
       <w:r>
-        <w:t>Assumptions, exclusions and dependencies get their own section because they prevent the two most common disputes — scope and expectations.</w:t>
-      </w:r>
-    </w:p>
-    <w:p>
-      <w:pPr>
-        <w:pStyle w:val="ListNumber"/>
-      </w:pPr>
-      <w:r>
-        <w:t>Validity is 21 days; acceptance is a signature on this document plus the Master Services Agreement; work starts after the first invoice is paid or a purchase order is raised.</w:t>
+        <w:t>[What a good outcome looks like to them]</w:t>
       </w:r>
     </w:p>
     <w:p>
       <w:r>
-        <w:rPr>
-          <w:i/>
-        </w:rPr>
-        <w:t>Letterhead per `/docs/03_BRAND_SYSTEM.md` §14. Cover page below.</w:t>
-      </w:r>
-    </w:p>
-    <w:p>
-      <w:pPr>
-        <w:pStyle w:val="Heading1"/>
-      </w:pPr>
-      <w:r>
-        <w:t>Proposal — Confidential</w:t>
-      </w:r>
-    </w:p>
-    <w:p>
-      <w:r>
-        <w:rPr>
-          <w:b/>
-        </w:rPr>
-        <w:t>[Client organisation]</w:t>
-      </w:r>
-    </w:p>
-    <w:p>
-      <w:r>
-        <w:rPr>
-          <w:b/>
-        </w:rPr>
-        <w:t>[Engagement title]</w:t>
-      </w:r>
-    </w:p>
-    <w:p>
-      <w:r>
-        <w:t>Prepared for: [Client contact name], [Role]</w:t>
-      </w:r>
-    </w:p>
-    <w:p>
-      <w:r>
-        <w:t>Prepared by: [Founder name], Founder, Vytalix</w:t>
-      </w:r>
-    </w:p>
-    <w:p>
-      <w:r>
-        <w:t>Date: [DD Month YYYY] · Version: [1.0] · Valid until: [Date + 21 days]</w:t>
-      </w:r>
-    </w:p>
-    <w:p>
-      <w:r>
-        <w:t>Reference: [VYT-YYYY-NNN]</w:t>
-      </w:r>
-    </w:p>
-    <w:p>
-      <w:r>
-        <w:t>Vytalix is a trading name of [Legal entity name — TO VALIDATE], registered in England &amp; Wales, no. [●]. Registered office: [●].</w:t>
+        <w:t>If we have any of that wrong, tell us before you sign. We will change it.</w:t>
       </w:r>
     </w:p>
     <w:p>
@@ -231,370 +160,12 @@
         <w:pStyle w:val="Heading2"/>
       </w:pPr>
       <w:r>
-        <w:t>1. Summary (one page)</w:t>
-      </w:r>
-    </w:p>
-    <w:tbl>
-      <w:tblPr>
-        <w:tblStyle w:val="LightGrid-Accent1"/>
-        <w:tblW w:type="auto" w:w="0"/>
-        <w:tblLook w:firstColumn="1" w:firstRow="1" w:lastColumn="0" w:lastRow="0" w:noHBand="0" w:noVBand="1" w:val="04A0"/>
-      </w:tblPr>
-      <w:tblGrid>
-        <w:gridCol w:w="4824"/>
-        <w:gridCol w:w="4824"/>
-      </w:tblGrid>
-      <w:tr>
-        <w:tc>
-          <w:tcPr>
-            <w:tcW w:type="dxa" w:w="4824"/>
-          </w:tcPr>
-          <w:p>
-            <w:r>
-              <w:rPr>
-                <w:b/>
-                <w:sz w:val="17"/>
-              </w:rPr>
-            </w:r>
-          </w:p>
-        </w:tc>
-        <w:tc>
-          <w:tcPr>
-            <w:tcW w:type="dxa" w:w="4824"/>
-          </w:tcPr>
-          <w:p>
-            <w:r>
-              <w:rPr>
-                <w:b/>
-                <w:sz w:val="17"/>
-              </w:rPr>
-            </w:r>
-          </w:p>
-        </w:tc>
-      </w:tr>
-      <w:tr>
-        <w:tc>
-          <w:tcPr>
-            <w:tcW w:type="dxa" w:w="4824"/>
-          </w:tcPr>
-          <w:p>
-            <w:r>
-              <w:rPr>
-                <w:b w:val="0"/>
-                <w:sz w:val="17"/>
-              </w:rPr>
-            </w:r>
-            <w:r>
-              <w:rPr>
-                <w:b/>
-                <w:sz w:val="17"/>
-              </w:rPr>
-              <w:t>The problem</w:t>
-            </w:r>
-          </w:p>
-        </w:tc>
-        <w:tc>
-          <w:tcPr>
-            <w:tcW w:type="dxa" w:w="4824"/>
-          </w:tcPr>
-          <w:p>
-            <w:r>
-              <w:rPr>
-                <w:b w:val="0"/>
-                <w:sz w:val="17"/>
-              </w:rPr>
-            </w:r>
-            <w:r>
-              <w:rPr>
-                <w:b w:val="0"/>
-                <w:sz w:val="17"/>
-              </w:rPr>
-              <w:t>[Two sentences in the client's words: what is not working and what it is costing them.]</w:t>
-            </w:r>
-          </w:p>
-        </w:tc>
-      </w:tr>
-      <w:tr>
-        <w:tc>
-          <w:tcPr>
-            <w:tcW w:type="dxa" w:w="4824"/>
-          </w:tcPr>
-          <w:p>
-            <w:r>
-              <w:rPr>
-                <w:b w:val="0"/>
-                <w:sz w:val="17"/>
-              </w:rPr>
-            </w:r>
-            <w:r>
-              <w:rPr>
-                <w:b/>
-                <w:sz w:val="17"/>
-              </w:rPr>
-              <w:t>What we propose</w:t>
-            </w:r>
-          </w:p>
-        </w:tc>
-        <w:tc>
-          <w:tcPr>
-            <w:tcW w:type="dxa" w:w="4824"/>
-          </w:tcPr>
-          <w:p>
-            <w:r>
-              <w:rPr>
-                <w:b w:val="0"/>
-                <w:sz w:val="17"/>
-              </w:rPr>
-            </w:r>
-            <w:r>
-              <w:rPr>
-                <w:b w:val="0"/>
-                <w:sz w:val="17"/>
-              </w:rPr>
-              <w:t>[Package name(s) and code(s), e.g. "C6 DTAC &amp; Evidence Readiness Sprint"; one sentence on the approach.]</w:t>
-            </w:r>
-          </w:p>
-        </w:tc>
-      </w:tr>
-      <w:tr>
-        <w:tc>
-          <w:tcPr>
-            <w:tcW w:type="dxa" w:w="4824"/>
-          </w:tcPr>
-          <w:p>
-            <w:r>
-              <w:rPr>
-                <w:b w:val="0"/>
-                <w:sz w:val="17"/>
-              </w:rPr>
-            </w:r>
-            <w:r>
-              <w:rPr>
-                <w:b/>
-                <w:sz w:val="17"/>
-              </w:rPr>
-              <w:t>Outcome</w:t>
-            </w:r>
-          </w:p>
-        </w:tc>
-        <w:tc>
-          <w:tcPr>
-            <w:tcW w:type="dxa" w:w="4824"/>
-          </w:tcPr>
-          <w:p>
-            <w:r>
-              <w:rPr>
-                <w:b w:val="0"/>
-                <w:sz w:val="17"/>
-              </w:rPr>
-            </w:r>
-            <w:r>
-              <w:rPr>
-                <w:b w:val="0"/>
-                <w:sz w:val="17"/>
-              </w:rPr>
-              <w:t>[What the client will be able to do the week after delivery — stated without guarantees.]</w:t>
-            </w:r>
-          </w:p>
-        </w:tc>
-      </w:tr>
-      <w:tr>
-        <w:tc>
-          <w:tcPr>
-            <w:tcW w:type="dxa" w:w="4824"/>
-          </w:tcPr>
-          <w:p>
-            <w:r>
-              <w:rPr>
-                <w:b w:val="0"/>
-                <w:sz w:val="17"/>
-              </w:rPr>
-            </w:r>
-            <w:r>
-              <w:rPr>
-                <w:b/>
-                <w:sz w:val="17"/>
-              </w:rPr>
-              <w:t>Deliverables</w:t>
-            </w:r>
-          </w:p>
-        </w:tc>
-        <w:tc>
-          <w:tcPr>
-            <w:tcW w:type="dxa" w:w="4824"/>
-          </w:tcPr>
-          <w:p>
-            <w:r>
-              <w:rPr>
-                <w:b w:val="0"/>
-                <w:sz w:val="17"/>
-              </w:rPr>
-            </w:r>
-            <w:r>
-              <w:rPr>
-                <w:b w:val="0"/>
-                <w:sz w:val="17"/>
-              </w:rPr>
-              <w:t>[Numbered list of 3–6 deliverables.]</w:t>
-            </w:r>
-          </w:p>
-        </w:tc>
-      </w:tr>
-      <w:tr>
-        <w:tc>
-          <w:tcPr>
-            <w:tcW w:type="dxa" w:w="4824"/>
-          </w:tcPr>
-          <w:p>
-            <w:r>
-              <w:rPr>
-                <w:b w:val="0"/>
-                <w:sz w:val="17"/>
-              </w:rPr>
-            </w:r>
-            <w:r>
-              <w:rPr>
-                <w:b/>
-                <w:sz w:val="17"/>
-              </w:rPr>
-              <w:t>Timing</w:t>
-            </w:r>
-          </w:p>
-        </w:tc>
-        <w:tc>
-          <w:tcPr>
-            <w:tcW w:type="dxa" w:w="4824"/>
-          </w:tcPr>
-          <w:p>
-            <w:r>
-              <w:rPr>
-                <w:b w:val="0"/>
-                <w:sz w:val="17"/>
-              </w:rPr>
-            </w:r>
-            <w:r>
-              <w:rPr>
-                <w:b w:val="0"/>
-                <w:sz w:val="17"/>
-              </w:rPr>
-              <w:t>[Kick-off date] to [completion date] ([n] weeks).</w:t>
-            </w:r>
-          </w:p>
-        </w:tc>
-      </w:tr>
-      <w:tr>
-        <w:tc>
-          <w:tcPr>
-            <w:tcW w:type="dxa" w:w="4824"/>
-          </w:tcPr>
-          <w:p>
-            <w:r>
-              <w:rPr>
-                <w:b w:val="0"/>
-                <w:sz w:val="17"/>
-              </w:rPr>
-            </w:r>
-            <w:r>
-              <w:rPr>
-                <w:b/>
-                <w:sz w:val="17"/>
-              </w:rPr>
-              <w:t>Investment</w:t>
-            </w:r>
-          </w:p>
-        </w:tc>
-        <w:tc>
-          <w:tcPr>
-            <w:tcW w:type="dxa" w:w="4824"/>
-          </w:tcPr>
-          <w:p>
-            <w:r>
-              <w:rPr>
-                <w:b w:val="0"/>
-                <w:sz w:val="17"/>
-              </w:rPr>
-            </w:r>
-            <w:r>
-              <w:rPr>
-                <w:b w:val="0"/>
-                <w:sz w:val="17"/>
-              </w:rPr>
-              <w:t>£[fee] fixed fee, exclusive of VAT [VAT status TO VALIDATE]; payment [50% on signing, 50% on acceptance / 40-30-30 milestones].</w:t>
-            </w:r>
-          </w:p>
-        </w:tc>
-      </w:tr>
-      <w:tr>
-        <w:tc>
-          <w:tcPr>
-            <w:tcW w:type="dxa" w:w="4824"/>
-          </w:tcPr>
-          <w:p>
-            <w:r>
-              <w:rPr>
-                <w:b w:val="0"/>
-                <w:sz w:val="17"/>
-              </w:rPr>
-            </w:r>
-            <w:r>
-              <w:rPr>
-                <w:b/>
-                <w:sz w:val="17"/>
-              </w:rPr>
-              <w:t>Decision needed by</w:t>
-            </w:r>
-          </w:p>
-        </w:tc>
-        <w:tc>
-          <w:tcPr>
-            <w:tcW w:type="dxa" w:w="4824"/>
-          </w:tcPr>
-          <w:p>
-            <w:r>
-              <w:rPr>
-                <w:b w:val="0"/>
-                <w:sz w:val="17"/>
-              </w:rPr>
-            </w:r>
-            <w:r>
-              <w:rPr>
-                <w:b w:val="0"/>
-                <w:sz w:val="17"/>
-              </w:rPr>
-              <w:t>[Date].</w:t>
-            </w:r>
-          </w:p>
-        </w:tc>
-      </w:tr>
-    </w:tbl>
-    <w:p/>
-    <w:p>
-      <w:pPr>
-        <w:pStyle w:val="Heading2"/>
-      </w:pPr>
-      <w:r>
-        <w:t>2. Context and objectives (what you told us)</w:t>
-      </w:r>
-    </w:p>
-    <w:p>
-      <w:pPr>
-        <w:pStyle w:val="Heading3"/>
-      </w:pPr>
-      <w:r>
-        <w:t>2.1 Your situation</w:t>
+        <w:t>2. What we will do</w:t>
       </w:r>
     </w:p>
     <w:p>
       <w:r>
-        <w:t>[Three to five short paragraphs from the discovery notes: role and organisation; what prompted the conversation; what has been tried and what happened; who else is affected; the external clock — board, funding round, tender, inspection, programme deadline.]</w:t>
-      </w:r>
-    </w:p>
-    <w:p>
-      <w:pPr>
-        <w:pStyle w:val="Heading3"/>
-      </w:pPr>
-      <w:r>
-        <w:t>2.2 Objectives</w:t>
+        <w:t>We will [one plain sentence saying the job].</w:t>
       </w:r>
     </w:p>
     <w:tbl>
@@ -625,7 +196,7 @@
                 <w:b/>
                 <w:sz w:val="17"/>
               </w:rPr>
-              <w:t>#</w:t>
+              <w:t>Stage</w:t>
             </w:r>
           </w:p>
         </w:tc>
@@ -645,7 +216,7 @@
                 <w:b/>
                 <w:sz w:val="17"/>
               </w:rPr>
-              <w:t>Objective</w:t>
+              <w:t>What happens</w:t>
             </w:r>
           </w:p>
         </w:tc>
@@ -665,7 +236,7 @@
                 <w:b/>
                 <w:sz w:val="17"/>
               </w:rPr>
-              <w:t>How we will know (success criterion)</w:t>
+              <w:t>How long</w:t>
             </w:r>
           </w:p>
         </w:tc>
@@ -687,7 +258,7 @@
                 <w:b w:val="0"/>
                 <w:sz w:val="17"/>
               </w:rPr>
-              <w:t>O1</w:t>
+              <w:t>1. Understand</w:t>
             </w:r>
           </w:p>
         </w:tc>
@@ -707,7 +278,7 @@
                 <w:b w:val="0"/>
                 <w:sz w:val="17"/>
               </w:rPr>
-              <w:t>[Objective in the client's words]</w:t>
+              <w:t>[Interviews with about [n] people, reading your documents, a look at your data]</w:t>
             </w:r>
           </w:p>
         </w:tc>
@@ -727,7 +298,7 @@
                 <w:b w:val="0"/>
                 <w:sz w:val="17"/>
               </w:rPr>
-              <w:t>[Measurable or observable criterion]</w:t>
+              <w:t>[n] days</w:t>
             </w:r>
           </w:p>
         </w:tc>
@@ -749,7 +320,7 @@
                 <w:b w:val="0"/>
                 <w:sz w:val="17"/>
               </w:rPr>
-              <w:t>O2</w:t>
+              <w:t>2. Decide</w:t>
             </w:r>
           </w:p>
         </w:tc>
@@ -769,7 +340,7 @@
                 <w:b w:val="0"/>
                 <w:sz w:val="17"/>
               </w:rPr>
-              <w:t>[ ]</w:t>
+              <w:t>[Options set out with costs, a working session with you to choose one]</w:t>
             </w:r>
           </w:p>
         </w:tc>
@@ -789,7 +360,7 @@
                 <w:b w:val="0"/>
                 <w:sz w:val="17"/>
               </w:rPr>
-              <w:t>[ ]</w:t>
+              <w:t>[n] days</w:t>
             </w:r>
           </w:p>
         </w:tc>
@@ -811,7 +382,7 @@
                 <w:b w:val="0"/>
                 <w:sz w:val="17"/>
               </w:rPr>
-              <w:t>O3</w:t>
+              <w:t>3. Write it down</w:t>
             </w:r>
           </w:p>
         </w:tc>
@@ -831,7 +402,7 @@
                 <w:b w:val="0"/>
                 <w:sz w:val="17"/>
               </w:rPr>
-              <w:t>[ ]</w:t>
+              <w:t>[The plan, the case or the report, plus a session to walk your team through it]</w:t>
             </w:r>
           </w:p>
         </w:tc>
@@ -851,787 +422,7 @@
                 <w:b w:val="0"/>
                 <w:sz w:val="17"/>
               </w:rPr>
-              <w:t>[ ]</w:t>
-            </w:r>
-          </w:p>
-        </w:tc>
-      </w:tr>
-    </w:tbl>
-    <w:p/>
-    <w:p>
-      <w:pPr>
-        <w:pStyle w:val="Heading3"/>
-      </w:pPr>
-      <w:r>
-        <w:t>2.3 Constraints we will respect</w:t>
-      </w:r>
-    </w:p>
-    <w:p>
-      <w:r>
-        <w:t>[Regulatory, clinical-safety, data-protection, procurement, confidentiality and timing constraints named in discovery. State explicitly: "This engagement processes no patient data."]</w:t>
-      </w:r>
-    </w:p>
-    <w:p>
-      <w:pPr>
-        <w:pStyle w:val="Heading2"/>
-      </w:pPr>
-      <w:r>
-        <w:t>3. Scope</w:t>
-      </w:r>
-    </w:p>
-    <w:p>
-      <w:pPr>
-        <w:pStyle w:val="Heading3"/>
-      </w:pPr>
-      <w:r>
-        <w:t>3.1 In scope</w:t>
-      </w:r>
-    </w:p>
-    <w:p>
-      <w:pPr>
-        <w:pStyle w:val="ListBullet"/>
-      </w:pPr>
-      <w:r>
-        <w:t>[Activity or area 1]</w:t>
-      </w:r>
-    </w:p>
-    <w:p>
-      <w:pPr>
-        <w:pStyle w:val="ListBullet"/>
-      </w:pPr>
-      <w:r>
-        <w:t>[Activity or area 2]</w:t>
-      </w:r>
-    </w:p>
-    <w:p>
-      <w:pPr>
-        <w:pStyle w:val="ListBullet"/>
-      </w:pPr>
-      <w:r>
-        <w:t>[Activity or area 3]</w:t>
-      </w:r>
-    </w:p>
-    <w:p>
-      <w:pPr>
-        <w:pStyle w:val="Heading3"/>
-      </w:pPr>
-      <w:r>
-        <w:t>3.2 Out of scope (explicit)</w:t>
-      </w:r>
-    </w:p>
-    <w:p>
-      <w:pPr>
-        <w:pStyle w:val="ListBullet"/>
-      </w:pPr>
-      <w:r>
-        <w:t>[e.g. Software build or configuration]</w:t>
-      </w:r>
-    </w:p>
-    <w:p>
-      <w:pPr>
-        <w:pStyle w:val="ListBullet"/>
-      </w:pPr>
-      <w:r>
-        <w:t>[e.g. Sign-off of a clinical safety case in place of your Clinical Safety Officer]</w:t>
-      </w:r>
-    </w:p>
-    <w:p>
-      <w:pPr>
-        <w:pStyle w:val="ListBullet"/>
-      </w:pPr>
-      <w:r>
-        <w:t>[e.g. Legal or regulatory advice presented as certainty; we map the pathway and name when to instruct qualified advisers]</w:t>
-      </w:r>
-    </w:p>
-    <w:p>
-      <w:pPr>
-        <w:pStyle w:val="ListBullet"/>
-      </w:pPr>
-      <w:r>
-        <w:t>[e.g. Processing of patient-identifiable data]</w:t>
-      </w:r>
-    </w:p>
-    <w:p>
-      <w:pPr>
-        <w:pStyle w:val="ListBullet"/>
-      </w:pPr>
-      <w:r>
-        <w:t>[e.g. Work beyond the named sites, services or markets]</w:t>
-      </w:r>
-    </w:p>
-    <w:p>
-      <w:pPr>
-        <w:pStyle w:val="Heading3"/>
-      </w:pPr>
-      <w:r>
-        <w:t>3.3 Change control</w:t>
-      </w:r>
-    </w:p>
-    <w:p>
-      <w:r>
-        <w:t>Changes to scope, deliverables or timeline are agreed in writing (email is sufficient) with any effect on fee and dates stated before work proceeds. Small clarifications within the spirit of the scope are absorbed at Vytalix's discretion.</w:t>
-      </w:r>
-    </w:p>
-    <w:p>
-      <w:pPr>
-        <w:pStyle w:val="Heading2"/>
-      </w:pPr>
-      <w:r>
-        <w:t>4. Approach</w:t>
-      </w:r>
-    </w:p>
-    <w:p>
-      <w:r>
-        <w:rPr>
-          <w:i/>
-        </w:rPr>
-        <w:t>Describe two to four phases. Each phase states purpose, activities, methods and output. Name what we will not do.</w:t>
-      </w:r>
-    </w:p>
-    <w:p>
-      <w:pPr>
-        <w:pStyle w:val="Heading3"/>
-      </w:pPr>
-      <w:r>
-        <w:t>Phase 1 — Understand ([n] days, weeks [x–y])</w:t>
-      </w:r>
-    </w:p>
-    <w:p>
-      <w:pPr>
-        <w:pStyle w:val="ListBullet"/>
-      </w:pPr>
-      <w:r>
-        <w:t>Purpose: [ ]</w:t>
-      </w:r>
-    </w:p>
-    <w:p>
-      <w:pPr>
-        <w:pStyle w:val="ListBullet"/>
-      </w:pPr>
-      <w:r>
-        <w:t>Activities: [e.g. kick-off (90 minutes); document review; 10–15 semi-structured interviews with (roles); current-state mapping]</w:t>
-      </w:r>
-    </w:p>
-    <w:p>
-      <w:pPr>
-        <w:pStyle w:val="ListBullet"/>
-      </w:pPr>
-      <w:r>
-        <w:t>Methods: [e.g. Vytalix discovery interview guide; option-appraisal framework; Green Book five-case structure; DTAC self-assessment; hazard-log starter]</w:t>
-      </w:r>
-    </w:p>
-    <w:p>
-      <w:pPr>
-        <w:pStyle w:val="ListBullet"/>
-      </w:pPr>
-      <w:r>
-        <w:t>Output: [Deliverable D1]</w:t>
-      </w:r>
-    </w:p>
-    <w:p>
-      <w:pPr>
-        <w:pStyle w:val="Heading3"/>
-      </w:pPr>
-      <w:r>
-        <w:t>Phase 2 — Decide ([n] days, weeks [x–y])</w:t>
-      </w:r>
-    </w:p>
-    <w:p>
-      <w:pPr>
-        <w:pStyle w:val="ListBullet"/>
-      </w:pPr>
-      <w:r>
-        <w:t>Purpose: [ ]</w:t>
-      </w:r>
-    </w:p>
-    <w:p>
-      <w:pPr>
-        <w:pStyle w:val="ListBullet"/>
-      </w:pPr>
-      <w:r>
-        <w:t>Activities: [ ]</w:t>
-      </w:r>
-    </w:p>
-    <w:p>
-      <w:pPr>
-        <w:pStyle w:val="ListBullet"/>
-      </w:pPr>
-      <w:r>
-        <w:t>Output: [Deliverable D2]</w:t>
-      </w:r>
-    </w:p>
-    <w:p>
-      <w:pPr>
-        <w:pStyle w:val="Heading3"/>
-      </w:pPr>
-      <w:r>
-        <w:t>Phase 3 — Plan ([n] days, weeks [x–y])</w:t>
-      </w:r>
-    </w:p>
-    <w:p>
-      <w:pPr>
-        <w:pStyle w:val="ListBullet"/>
-      </w:pPr>
-      <w:r>
-        <w:t>Purpose: [ ]</w:t>
-      </w:r>
-    </w:p>
-    <w:p>
-      <w:pPr>
-        <w:pStyle w:val="ListBullet"/>
-      </w:pPr>
-      <w:r>
-        <w:t>Activities: [ ]</w:t>
-      </w:r>
-    </w:p>
-    <w:p>
-      <w:pPr>
-        <w:pStyle w:val="ListBullet"/>
-      </w:pPr>
-      <w:r>
-        <w:t>Output: [Deliverables D3, D4]</w:t>
-      </w:r>
-    </w:p>
-    <w:p>
-      <w:pPr>
-        <w:pStyle w:val="Heading3"/>
-      </w:pPr>
-      <w:r>
-        <w:t>How we work</w:t>
-      </w:r>
-    </w:p>
-    <w:p>
-      <w:r>
-        <w:t>Fixed scope, fixed price, written change control. Founder-led: [Founder name] leads and delivers; associates join only with your agreement. Evidence before claims: every figure in our deliverables is sourced or labelled as an estimate. Safety and data by design: no patient data is processed under this engagement. Every engagement leaves you a reusable asset (template, checklist, model).</w:t>
-      </w:r>
-    </w:p>
-    <w:p>
-      <w:pPr>
-        <w:pStyle w:val="Heading2"/>
-      </w:pPr>
-      <w:r>
-        <w:t>5. Deliverables</w:t>
-      </w:r>
-    </w:p>
-    <w:tbl>
-      <w:tblPr>
-        <w:tblStyle w:val="LightGrid-Accent1"/>
-        <w:tblW w:type="auto" w:w="0"/>
-        <w:tblLook w:firstColumn="1" w:firstRow="1" w:lastColumn="0" w:lastRow="0" w:noHBand="0" w:noVBand="1" w:val="04A0"/>
-      </w:tblPr>
-      <w:tblGrid>
-        <w:gridCol w:w="1930"/>
-        <w:gridCol w:w="1930"/>
-        <w:gridCol w:w="1930"/>
-        <w:gridCol w:w="1930"/>
-        <w:gridCol w:w="1930"/>
-      </w:tblGrid>
-      <w:tr>
-        <w:tc>
-          <w:tcPr>
-            <w:tcW w:type="dxa" w:w="1930"/>
-          </w:tcPr>
-          <w:p>
-            <w:r>
-              <w:rPr>
-                <w:b/>
-                <w:sz w:val="17"/>
-              </w:rPr>
-            </w:r>
-            <w:r>
-              <w:rPr>
-                <w:b/>
-                <w:sz w:val="17"/>
-              </w:rPr>
-              <w:t>#</w:t>
-            </w:r>
-          </w:p>
-        </w:tc>
-        <w:tc>
-          <w:tcPr>
-            <w:tcW w:type="dxa" w:w="1930"/>
-          </w:tcPr>
-          <w:p>
-            <w:r>
-              <w:rPr>
-                <w:b/>
-                <w:sz w:val="17"/>
-              </w:rPr>
-            </w:r>
-            <w:r>
-              <w:rPr>
-                <w:b/>
-                <w:sz w:val="17"/>
-              </w:rPr>
-              <w:t>Deliverable</w:t>
-            </w:r>
-          </w:p>
-        </w:tc>
-        <w:tc>
-          <w:tcPr>
-            <w:tcW w:type="dxa" w:w="1930"/>
-          </w:tcPr>
-          <w:p>
-            <w:r>
-              <w:rPr>
-                <w:b/>
-                <w:sz w:val="17"/>
-              </w:rPr>
-            </w:r>
-            <w:r>
-              <w:rPr>
-                <w:b/>
-                <w:sz w:val="17"/>
-              </w:rPr>
-              <w:t>Format</w:t>
-            </w:r>
-          </w:p>
-        </w:tc>
-        <w:tc>
-          <w:tcPr>
-            <w:tcW w:type="dxa" w:w="1930"/>
-          </w:tcPr>
-          <w:p>
-            <w:r>
-              <w:rPr>
-                <w:b/>
-                <w:sz w:val="17"/>
-              </w:rPr>
-            </w:r>
-            <w:r>
-              <w:rPr>
-                <w:b/>
-                <w:sz w:val="17"/>
-              </w:rPr>
-              <w:t>Acceptance criterion</w:t>
-            </w:r>
-          </w:p>
-        </w:tc>
-        <w:tc>
-          <w:tcPr>
-            <w:tcW w:type="dxa" w:w="1930"/>
-          </w:tcPr>
-          <w:p>
-            <w:r>
-              <w:rPr>
-                <w:b/>
-                <w:sz w:val="17"/>
-              </w:rPr>
-            </w:r>
-            <w:r>
-              <w:rPr>
-                <w:b/>
-                <w:sz w:val="17"/>
-              </w:rPr>
-              <w:t>Due</w:t>
-            </w:r>
-          </w:p>
-        </w:tc>
-      </w:tr>
-      <w:tr>
-        <w:tc>
-          <w:tcPr>
-            <w:tcW w:type="dxa" w:w="1930"/>
-          </w:tcPr>
-          <w:p>
-            <w:r>
-              <w:rPr>
-                <w:b w:val="0"/>
-                <w:sz w:val="17"/>
-              </w:rPr>
-            </w:r>
-            <w:r>
-              <w:rPr>
-                <w:b w:val="0"/>
-                <w:sz w:val="17"/>
-              </w:rPr>
-              <w:t>D1</w:t>
-            </w:r>
-          </w:p>
-        </w:tc>
-        <w:tc>
-          <w:tcPr>
-            <w:tcW w:type="dxa" w:w="1930"/>
-          </w:tcPr>
-          <w:p>
-            <w:r>
-              <w:rPr>
-                <w:b w:val="0"/>
-                <w:sz w:val="17"/>
-              </w:rPr>
-            </w:r>
-            <w:r>
-              <w:rPr>
-                <w:b w:val="0"/>
-                <w:sz w:val="17"/>
-              </w:rPr>
-              <w:t>[e.g. Interview synthesis and current-state map]</w:t>
-            </w:r>
-          </w:p>
-        </w:tc>
-        <w:tc>
-          <w:tcPr>
-            <w:tcW w:type="dxa" w:w="1930"/>
-          </w:tcPr>
-          <w:p>
-            <w:r>
-              <w:rPr>
-                <w:b w:val="0"/>
-                <w:sz w:val="17"/>
-              </w:rPr>
-            </w:r>
-            <w:r>
-              <w:rPr>
-                <w:b w:val="0"/>
-                <w:sz w:val="17"/>
-              </w:rPr>
-              <w:t>[PDF + editable source]</w:t>
-            </w:r>
-          </w:p>
-        </w:tc>
-        <w:tc>
-          <w:tcPr>
-            <w:tcW w:type="dxa" w:w="1930"/>
-          </w:tcPr>
-          <w:p>
-            <w:r>
-              <w:rPr>
-                <w:b w:val="0"/>
-                <w:sz w:val="17"/>
-              </w:rPr>
-            </w:r>
-            <w:r>
-              <w:rPr>
-                <w:b w:val="0"/>
-                <w:sz w:val="17"/>
-              </w:rPr>
-              <w:t>[e.g. Reviewed by (counterpart); covers all agreed interviewees; issues log closed]</w:t>
-            </w:r>
-          </w:p>
-        </w:tc>
-        <w:tc>
-          <w:tcPr>
-            <w:tcW w:type="dxa" w:w="1930"/>
-          </w:tcPr>
-          <w:p>
-            <w:r>
-              <w:rPr>
-                <w:b w:val="0"/>
-                <w:sz w:val="17"/>
-              </w:rPr>
-            </w:r>
-            <w:r>
-              <w:rPr>
-                <w:b w:val="0"/>
-                <w:sz w:val="17"/>
-              </w:rPr>
-              <w:t>Week [n]</w:t>
-            </w:r>
-          </w:p>
-        </w:tc>
-      </w:tr>
-      <w:tr>
-        <w:tc>
-          <w:tcPr>
-            <w:tcW w:type="dxa" w:w="1930"/>
-          </w:tcPr>
-          <w:p>
-            <w:r>
-              <w:rPr>
-                <w:b w:val="0"/>
-                <w:sz w:val="17"/>
-              </w:rPr>
-            </w:r>
-            <w:r>
-              <w:rPr>
-                <w:b w:val="0"/>
-                <w:sz w:val="17"/>
-              </w:rPr>
-              <w:t>D2</w:t>
-            </w:r>
-          </w:p>
-        </w:tc>
-        <w:tc>
-          <w:tcPr>
-            <w:tcW w:type="dxa" w:w="1930"/>
-          </w:tcPr>
-          <w:p>
-            <w:r>
-              <w:rPr>
-                <w:b w:val="0"/>
-                <w:sz w:val="17"/>
-              </w:rPr>
-            </w:r>
-            <w:r>
-              <w:rPr>
-                <w:b w:val="0"/>
-                <w:sz w:val="17"/>
-              </w:rPr>
-              <w:t>[e.g. Three-option appraisal with cost ranges]</w:t>
-            </w:r>
-          </w:p>
-        </w:tc>
-        <w:tc>
-          <w:tcPr>
-            <w:tcW w:type="dxa" w:w="1930"/>
-          </w:tcPr>
-          <w:p>
-            <w:r>
-              <w:rPr>
-                <w:b w:val="0"/>
-                <w:sz w:val="17"/>
-              </w:rPr>
-            </w:r>
-            <w:r>
-              <w:rPr>
-                <w:b w:val="0"/>
-                <w:sz w:val="17"/>
-              </w:rPr>
-              <w:t>[PDF + spreadsheet]</w:t>
-            </w:r>
-          </w:p>
-        </w:tc>
-        <w:tc>
-          <w:tcPr>
-            <w:tcW w:type="dxa" w:w="1930"/>
-          </w:tcPr>
-          <w:p>
-            <w:r>
-              <w:rPr>
-                <w:b w:val="0"/>
-                <w:sz w:val="17"/>
-              </w:rPr>
-            </w:r>
-            <w:r>
-              <w:rPr>
-                <w:b w:val="0"/>
-                <w:sz w:val="17"/>
-              </w:rPr>
-              <w:t>[e.g. Options meet the objectives in §2.2; assumptions stated; ranges labelled ESTIMATE]</w:t>
-            </w:r>
-          </w:p>
-        </w:tc>
-        <w:tc>
-          <w:tcPr>
-            <w:tcW w:type="dxa" w:w="1930"/>
-          </w:tcPr>
-          <w:p>
-            <w:r>
-              <w:rPr>
-                <w:b w:val="0"/>
-                <w:sz w:val="17"/>
-              </w:rPr>
-            </w:r>
-            <w:r>
-              <w:rPr>
-                <w:b w:val="0"/>
-                <w:sz w:val="17"/>
-              </w:rPr>
-              <w:t>Week [n]</w:t>
-            </w:r>
-          </w:p>
-        </w:tc>
-      </w:tr>
-      <w:tr>
-        <w:tc>
-          <w:tcPr>
-            <w:tcW w:type="dxa" w:w="1930"/>
-          </w:tcPr>
-          <w:p>
-            <w:r>
-              <w:rPr>
-                <w:b w:val="0"/>
-                <w:sz w:val="17"/>
-              </w:rPr>
-            </w:r>
-            <w:r>
-              <w:rPr>
-                <w:b w:val="0"/>
-                <w:sz w:val="17"/>
-              </w:rPr>
-              <w:t>D3</w:t>
-            </w:r>
-          </w:p>
-        </w:tc>
-        <w:tc>
-          <w:tcPr>
-            <w:tcW w:type="dxa" w:w="1930"/>
-          </w:tcPr>
-          <w:p>
-            <w:r>
-              <w:rPr>
-                <w:b w:val="0"/>
-                <w:sz w:val="17"/>
-              </w:rPr>
-            </w:r>
-            <w:r>
-              <w:rPr>
-                <w:b w:val="0"/>
-                <w:sz w:val="17"/>
-              </w:rPr>
-              <w:t>[e.g. 90-day roadmap]</w:t>
-            </w:r>
-          </w:p>
-        </w:tc>
-        <w:tc>
-          <w:tcPr>
-            <w:tcW w:type="dxa" w:w="1930"/>
-          </w:tcPr>
-          <w:p>
-            <w:r>
-              <w:rPr>
-                <w:b w:val="0"/>
-                <w:sz w:val="17"/>
-              </w:rPr>
-            </w:r>
-            <w:r>
-              <w:rPr>
-                <w:b w:val="0"/>
-                <w:sz w:val="17"/>
-              </w:rPr>
-              <w:t>[PDF + editable]</w:t>
-            </w:r>
-          </w:p>
-        </w:tc>
-        <w:tc>
-          <w:tcPr>
-            <w:tcW w:type="dxa" w:w="1930"/>
-          </w:tcPr>
-          <w:p>
-            <w:r>
-              <w:rPr>
-                <w:b w:val="0"/>
-                <w:sz w:val="17"/>
-              </w:rPr>
-            </w:r>
-            <w:r>
-              <w:rPr>
-                <w:b w:val="0"/>
-                <w:sz w:val="17"/>
-              </w:rPr>
-              <w:t>[e.g. Owners and dates assigned; accepted at readout]</w:t>
-            </w:r>
-          </w:p>
-        </w:tc>
-        <w:tc>
-          <w:tcPr>
-            <w:tcW w:type="dxa" w:w="1930"/>
-          </w:tcPr>
-          <w:p>
-            <w:r>
-              <w:rPr>
-                <w:b w:val="0"/>
-                <w:sz w:val="17"/>
-              </w:rPr>
-            </w:r>
-            <w:r>
-              <w:rPr>
-                <w:b w:val="0"/>
-                <w:sz w:val="17"/>
-              </w:rPr>
-              <w:t>Week [n]</w:t>
-            </w:r>
-          </w:p>
-        </w:tc>
-      </w:tr>
-      <w:tr>
-        <w:tc>
-          <w:tcPr>
-            <w:tcW w:type="dxa" w:w="1930"/>
-          </w:tcPr>
-          <w:p>
-            <w:r>
-              <w:rPr>
-                <w:b w:val="0"/>
-                <w:sz w:val="17"/>
-              </w:rPr>
-            </w:r>
-            <w:r>
-              <w:rPr>
-                <w:b w:val="0"/>
-                <w:sz w:val="17"/>
-              </w:rPr>
-              <w:t>D4</w:t>
-            </w:r>
-          </w:p>
-        </w:tc>
-        <w:tc>
-          <w:tcPr>
-            <w:tcW w:type="dxa" w:w="1930"/>
-          </w:tcPr>
-          <w:p>
-            <w:r>
-              <w:rPr>
-                <w:b w:val="0"/>
-                <w:sz w:val="17"/>
-              </w:rPr>
-            </w:r>
-            <w:r>
-              <w:rPr>
-                <w:b w:val="0"/>
-                <w:sz w:val="17"/>
-              </w:rPr>
-              <w:t>[e.g. Readout session (45 minutes) and reusable template]</w:t>
-            </w:r>
-          </w:p>
-        </w:tc>
-        <w:tc>
-          <w:tcPr>
-            <w:tcW w:type="dxa" w:w="1930"/>
-          </w:tcPr>
-          <w:p>
-            <w:r>
-              <w:rPr>
-                <w:b w:val="0"/>
-                <w:sz w:val="17"/>
-              </w:rPr>
-            </w:r>
-            <w:r>
-              <w:rPr>
-                <w:b w:val="0"/>
-                <w:sz w:val="17"/>
-              </w:rPr>
-              <w:t>[Session + file]</w:t>
-            </w:r>
-          </w:p>
-        </w:tc>
-        <w:tc>
-          <w:tcPr>
-            <w:tcW w:type="dxa" w:w="1930"/>
-          </w:tcPr>
-          <w:p>
-            <w:r>
-              <w:rPr>
-                <w:b w:val="0"/>
-                <w:sz w:val="17"/>
-              </w:rPr>
-            </w:r>
-            <w:r>
-              <w:rPr>
-                <w:b w:val="0"/>
-                <w:sz w:val="17"/>
-              </w:rPr>
-              <w:t>[e.g. Delivered; template handed over]</w:t>
-            </w:r>
-          </w:p>
-        </w:tc>
-        <w:tc>
-          <w:tcPr>
-            <w:tcW w:type="dxa" w:w="1930"/>
-          </w:tcPr>
-          <w:p>
-            <w:r>
-              <w:rPr>
-                <w:b w:val="0"/>
-                <w:sz w:val="17"/>
-              </w:rPr>
-            </w:r>
-            <w:r>
-              <w:rPr>
-                <w:b w:val="0"/>
-                <w:sz w:val="17"/>
-              </w:rPr>
-              <w:t>Week [n]</w:t>
+              <w:t>[n] days</w:t>
             </w:r>
           </w:p>
         </w:tc>
@@ -1640,7 +431,7 @@
     <w:p/>
     <w:p>
       <w:r>
-        <w:t>Acceptance: the client confirms acceptance in writing within five working days of delivery of each deliverable; if no response is received within ten working days the deliverable is deemed accepted. One round of revisions per deliverable is included.</w:t>
+        <w:t>We will not do: [say plainly what is outside the job, so nobody is surprised]. If you want any of that, we will quote separately.</w:t>
       </w:r>
     </w:p>
     <w:p>
@@ -1648,647 +439,7 @@
         <w:pStyle w:val="Heading2"/>
       </w:pPr>
       <w:r>
-        <w:t>6. Timeline</w:t>
-      </w:r>
-    </w:p>
-    <w:tbl>
-      <w:tblPr>
-        <w:tblStyle w:val="LightGrid-Accent1"/>
-        <w:tblW w:type="auto" w:w="0"/>
-        <w:tblLook w:firstColumn="1" w:firstRow="1" w:lastColumn="0" w:lastRow="0" w:noHBand="0" w:noVBand="1" w:val="04A0"/>
-      </w:tblPr>
-      <w:tblGrid>
-        <w:gridCol w:w="1930"/>
-        <w:gridCol w:w="1930"/>
-        <w:gridCol w:w="1930"/>
-        <w:gridCol w:w="1930"/>
-        <w:gridCol w:w="1930"/>
-      </w:tblGrid>
-      <w:tr>
-        <w:tc>
-          <w:tcPr>
-            <w:tcW w:type="dxa" w:w="1930"/>
-          </w:tcPr>
-          <w:p>
-            <w:r>
-              <w:rPr>
-                <w:b/>
-                <w:sz w:val="17"/>
-              </w:rPr>
-            </w:r>
-            <w:r>
-              <w:rPr>
-                <w:b/>
-                <w:sz w:val="17"/>
-              </w:rPr>
-              <w:t>Week</w:t>
-            </w:r>
-          </w:p>
-        </w:tc>
-        <w:tc>
-          <w:tcPr>
-            <w:tcW w:type="dxa" w:w="1930"/>
-          </w:tcPr>
-          <w:p>
-            <w:r>
-              <w:rPr>
-                <w:b/>
-                <w:sz w:val="17"/>
-              </w:rPr>
-            </w:r>
-            <w:r>
-              <w:rPr>
-                <w:b/>
-                <w:sz w:val="17"/>
-              </w:rPr>
-              <w:t>Phase</w:t>
-            </w:r>
-          </w:p>
-        </w:tc>
-        <w:tc>
-          <w:tcPr>
-            <w:tcW w:type="dxa" w:w="1930"/>
-          </w:tcPr>
-          <w:p>
-            <w:r>
-              <w:rPr>
-                <w:b/>
-                <w:sz w:val="17"/>
-              </w:rPr>
-            </w:r>
-            <w:r>
-              <w:rPr>
-                <w:b/>
-                <w:sz w:val="17"/>
-              </w:rPr>
-              <w:t>Milestone</w:t>
-            </w:r>
-          </w:p>
-        </w:tc>
-        <w:tc>
-          <w:tcPr>
-            <w:tcW w:type="dxa" w:w="1930"/>
-          </w:tcPr>
-          <w:p>
-            <w:r>
-              <w:rPr>
-                <w:b/>
-                <w:sz w:val="17"/>
-              </w:rPr>
-            </w:r>
-            <w:r>
-              <w:rPr>
-                <w:b/>
-                <w:sz w:val="17"/>
-              </w:rPr>
-              <w:t>Vytalix</w:t>
-            </w:r>
-          </w:p>
-        </w:tc>
-        <w:tc>
-          <w:tcPr>
-            <w:tcW w:type="dxa" w:w="1930"/>
-          </w:tcPr>
-          <w:p>
-            <w:r>
-              <w:rPr>
-                <w:b/>
-                <w:sz w:val="17"/>
-              </w:rPr>
-            </w:r>
-            <w:r>
-              <w:rPr>
-                <w:b/>
-                <w:sz w:val="17"/>
-              </w:rPr>
-              <w:t>Client dependency</w:t>
-            </w:r>
-          </w:p>
-        </w:tc>
-      </w:tr>
-      <w:tr>
-        <w:tc>
-          <w:tcPr>
-            <w:tcW w:type="dxa" w:w="1930"/>
-          </w:tcPr>
-          <w:p>
-            <w:r>
-              <w:rPr>
-                <w:b w:val="0"/>
-                <w:sz w:val="17"/>
-              </w:rPr>
-            </w:r>
-            <w:r>
-              <w:rPr>
-                <w:b w:val="0"/>
-                <w:sz w:val="17"/>
-              </w:rPr>
-              <w:t>0</w:t>
-            </w:r>
-          </w:p>
-        </w:tc>
-        <w:tc>
-          <w:tcPr>
-            <w:tcW w:type="dxa" w:w="1930"/>
-          </w:tcPr>
-          <w:p>
-            <w:r>
-              <w:rPr>
-                <w:b w:val="0"/>
-                <w:sz w:val="17"/>
-              </w:rPr>
-            </w:r>
-            <w:r>
-              <w:rPr>
-                <w:b w:val="0"/>
-                <w:sz w:val="17"/>
-              </w:rPr>
-              <w:t>Kick-off</w:t>
-            </w:r>
-          </w:p>
-        </w:tc>
-        <w:tc>
-          <w:tcPr>
-            <w:tcW w:type="dxa" w:w="1930"/>
-          </w:tcPr>
-          <w:p>
-            <w:r>
-              <w:rPr>
-                <w:b w:val="0"/>
-                <w:sz w:val="17"/>
-              </w:rPr>
-            </w:r>
-            <w:r>
-              <w:rPr>
-                <w:b w:val="0"/>
-                <w:sz w:val="17"/>
-              </w:rPr>
-              <w:t>Kick-off meeting; access confirmed; interview list agreed</w:t>
-            </w:r>
-          </w:p>
-        </w:tc>
-        <w:tc>
-          <w:tcPr>
-            <w:tcW w:type="dxa" w:w="1930"/>
-          </w:tcPr>
-          <w:p>
-            <w:r>
-              <w:rPr>
-                <w:b w:val="0"/>
-                <w:sz w:val="17"/>
-              </w:rPr>
-            </w:r>
-            <w:r>
-              <w:rPr>
-                <w:b w:val="0"/>
-                <w:sz w:val="17"/>
-              </w:rPr>
-              <w:t>Agenda; access list</w:t>
-            </w:r>
-          </w:p>
-        </w:tc>
-        <w:tc>
-          <w:tcPr>
-            <w:tcW w:type="dxa" w:w="1930"/>
-          </w:tcPr>
-          <w:p>
-            <w:r>
-              <w:rPr>
-                <w:b w:val="0"/>
-                <w:sz w:val="17"/>
-              </w:rPr>
-            </w:r>
-            <w:r>
-              <w:rPr>
-                <w:b w:val="0"/>
-                <w:sz w:val="17"/>
-              </w:rPr>
-              <w:t>Named counterpart; documents; interviewee introductions</w:t>
-            </w:r>
-          </w:p>
-        </w:tc>
-      </w:tr>
-      <w:tr>
-        <w:tc>
-          <w:tcPr>
-            <w:tcW w:type="dxa" w:w="1930"/>
-          </w:tcPr>
-          <w:p>
-            <w:r>
-              <w:rPr>
-                <w:b w:val="0"/>
-                <w:sz w:val="17"/>
-              </w:rPr>
-            </w:r>
-            <w:r>
-              <w:rPr>
-                <w:b w:val="0"/>
-                <w:sz w:val="17"/>
-              </w:rPr>
-              <w:t>1–[n]</w:t>
-            </w:r>
-          </w:p>
-        </w:tc>
-        <w:tc>
-          <w:tcPr>
-            <w:tcW w:type="dxa" w:w="1930"/>
-          </w:tcPr>
-          <w:p>
-            <w:r>
-              <w:rPr>
-                <w:b w:val="0"/>
-                <w:sz w:val="17"/>
-              </w:rPr>
-            </w:r>
-            <w:r>
-              <w:rPr>
-                <w:b w:val="0"/>
-                <w:sz w:val="17"/>
-              </w:rPr>
-              <w:t>Phase 1</w:t>
-            </w:r>
-          </w:p>
-        </w:tc>
-        <w:tc>
-          <w:tcPr>
-            <w:tcW w:type="dxa" w:w="1930"/>
-          </w:tcPr>
-          <w:p>
-            <w:r>
-              <w:rPr>
-                <w:b w:val="0"/>
-                <w:sz w:val="17"/>
-              </w:rPr>
-            </w:r>
-            <w:r>
-              <w:rPr>
-                <w:b w:val="0"/>
-                <w:sz w:val="17"/>
-              </w:rPr>
-              <w:t>[Milestone]</w:t>
-            </w:r>
-          </w:p>
-        </w:tc>
-        <w:tc>
-          <w:tcPr>
-            <w:tcW w:type="dxa" w:w="1930"/>
-          </w:tcPr>
-          <w:p>
-            <w:r>
-              <w:rPr>
-                <w:b w:val="0"/>
-                <w:sz w:val="17"/>
-              </w:rPr>
-            </w:r>
-            <w:r>
-              <w:rPr>
-                <w:b w:val="0"/>
-                <w:sz w:val="17"/>
-              </w:rPr>
-              <w:t>[ ]</w:t>
-            </w:r>
-          </w:p>
-        </w:tc>
-        <w:tc>
-          <w:tcPr>
-            <w:tcW w:type="dxa" w:w="1930"/>
-          </w:tcPr>
-          <w:p>
-            <w:r>
-              <w:rPr>
-                <w:b w:val="0"/>
-                <w:sz w:val="17"/>
-              </w:rPr>
-            </w:r>
-            <w:r>
-              <w:rPr>
-                <w:b w:val="0"/>
-                <w:sz w:val="17"/>
-              </w:rPr>
-              <w:t>[Interviewee availability by week 1]</w:t>
-            </w:r>
-          </w:p>
-        </w:tc>
-      </w:tr>
-      <w:tr>
-        <w:tc>
-          <w:tcPr>
-            <w:tcW w:type="dxa" w:w="1930"/>
-          </w:tcPr>
-          <w:p>
-            <w:r>
-              <w:rPr>
-                <w:b w:val="0"/>
-                <w:sz w:val="17"/>
-              </w:rPr>
-            </w:r>
-            <w:r>
-              <w:rPr>
-                <w:b w:val="0"/>
-                <w:sz w:val="17"/>
-              </w:rPr>
-              <w:t>[n]–[n]</w:t>
-            </w:r>
-          </w:p>
-        </w:tc>
-        <w:tc>
-          <w:tcPr>
-            <w:tcW w:type="dxa" w:w="1930"/>
-          </w:tcPr>
-          <w:p>
-            <w:r>
-              <w:rPr>
-                <w:b w:val="0"/>
-                <w:sz w:val="17"/>
-              </w:rPr>
-            </w:r>
-            <w:r>
-              <w:rPr>
-                <w:b w:val="0"/>
-                <w:sz w:val="17"/>
-              </w:rPr>
-              <w:t>Phase 2</w:t>
-            </w:r>
-          </w:p>
-        </w:tc>
-        <w:tc>
-          <w:tcPr>
-            <w:tcW w:type="dxa" w:w="1930"/>
-          </w:tcPr>
-          <w:p>
-            <w:r>
-              <w:rPr>
-                <w:b w:val="0"/>
-                <w:sz w:val="17"/>
-              </w:rPr>
-            </w:r>
-            <w:r>
-              <w:rPr>
-                <w:b w:val="0"/>
-                <w:sz w:val="17"/>
-              </w:rPr>
-              <w:t>Interim readout</w:t>
-            </w:r>
-          </w:p>
-        </w:tc>
-        <w:tc>
-          <w:tcPr>
-            <w:tcW w:type="dxa" w:w="1930"/>
-          </w:tcPr>
-          <w:p>
-            <w:r>
-              <w:rPr>
-                <w:b w:val="0"/>
-                <w:sz w:val="17"/>
-              </w:rPr>
-            </w:r>
-            <w:r>
-              <w:rPr>
-                <w:b w:val="0"/>
-                <w:sz w:val="17"/>
-              </w:rPr>
-              <w:t>[ ]</w:t>
-            </w:r>
-          </w:p>
-        </w:tc>
-        <w:tc>
-          <w:tcPr>
-            <w:tcW w:type="dxa" w:w="1930"/>
-          </w:tcPr>
-          <w:p>
-            <w:r>
-              <w:rPr>
-                <w:b w:val="0"/>
-                <w:sz w:val="17"/>
-              </w:rPr>
-            </w:r>
-            <w:r>
-              <w:rPr>
-                <w:b w:val="0"/>
-                <w:sz w:val="17"/>
-              </w:rPr>
-              <w:t>[Feedback within 3 working days]</w:t>
-            </w:r>
-          </w:p>
-        </w:tc>
-      </w:tr>
-      <w:tr>
-        <w:tc>
-          <w:tcPr>
-            <w:tcW w:type="dxa" w:w="1930"/>
-          </w:tcPr>
-          <w:p>
-            <w:r>
-              <w:rPr>
-                <w:b w:val="0"/>
-                <w:sz w:val="17"/>
-              </w:rPr>
-            </w:r>
-            <w:r>
-              <w:rPr>
-                <w:b w:val="0"/>
-                <w:sz w:val="17"/>
-              </w:rPr>
-              <w:t>[n]</w:t>
-            </w:r>
-          </w:p>
-        </w:tc>
-        <w:tc>
-          <w:tcPr>
-            <w:tcW w:type="dxa" w:w="1930"/>
-          </w:tcPr>
-          <w:p>
-            <w:r>
-              <w:rPr>
-                <w:b w:val="0"/>
-                <w:sz w:val="17"/>
-              </w:rPr>
-            </w:r>
-            <w:r>
-              <w:rPr>
-                <w:b w:val="0"/>
-                <w:sz w:val="17"/>
-              </w:rPr>
-              <w:t>Phase 3</w:t>
-            </w:r>
-          </w:p>
-        </w:tc>
-        <w:tc>
-          <w:tcPr>
-            <w:tcW w:type="dxa" w:w="1930"/>
-          </w:tcPr>
-          <w:p>
-            <w:r>
-              <w:rPr>
-                <w:b w:val="0"/>
-                <w:sz w:val="17"/>
-              </w:rPr>
-            </w:r>
-            <w:r>
-              <w:rPr>
-                <w:b w:val="0"/>
-                <w:sz w:val="17"/>
-              </w:rPr>
-              <w:t>Final deliverables; acceptance review</w:t>
-            </w:r>
-          </w:p>
-        </w:tc>
-        <w:tc>
-          <w:tcPr>
-            <w:tcW w:type="dxa" w:w="1930"/>
-          </w:tcPr>
-          <w:p>
-            <w:r>
-              <w:rPr>
-                <w:b w:val="0"/>
-                <w:sz w:val="17"/>
-              </w:rPr>
-            </w:r>
-            <w:r>
-              <w:rPr>
-                <w:b w:val="0"/>
-                <w:sz w:val="17"/>
-              </w:rPr>
-              <w:t>[ ]</w:t>
-            </w:r>
-          </w:p>
-        </w:tc>
-        <w:tc>
-          <w:tcPr>
-            <w:tcW w:type="dxa" w:w="1930"/>
-          </w:tcPr>
-          <w:p>
-            <w:r>
-              <w:rPr>
-                <w:b w:val="0"/>
-                <w:sz w:val="17"/>
-              </w:rPr>
-            </w:r>
-            <w:r>
-              <w:rPr>
-                <w:b w:val="0"/>
-                <w:sz w:val="17"/>
-              </w:rPr>
-              <w:t>[Acceptance within 5 working days]</w:t>
-            </w:r>
-          </w:p>
-        </w:tc>
-      </w:tr>
-      <w:tr>
-        <w:tc>
-          <w:tcPr>
-            <w:tcW w:type="dxa" w:w="1930"/>
-          </w:tcPr>
-          <w:p>
-            <w:r>
-              <w:rPr>
-                <w:b w:val="0"/>
-                <w:sz w:val="17"/>
-              </w:rPr>
-            </w:r>
-            <w:r>
-              <w:rPr>
-                <w:b w:val="0"/>
-                <w:sz w:val="17"/>
-              </w:rPr>
-              <w:t>[n+2]</w:t>
-            </w:r>
-          </w:p>
-        </w:tc>
-        <w:tc>
-          <w:tcPr>
-            <w:tcW w:type="dxa" w:w="1930"/>
-          </w:tcPr>
-          <w:p>
-            <w:r>
-              <w:rPr>
-                <w:b w:val="0"/>
-                <w:sz w:val="17"/>
-              </w:rPr>
-            </w:r>
-            <w:r>
-              <w:rPr>
-                <w:b w:val="0"/>
-                <w:sz w:val="17"/>
-              </w:rPr>
-              <w:t>Follow-up</w:t>
-            </w:r>
-          </w:p>
-        </w:tc>
-        <w:tc>
-          <w:tcPr>
-            <w:tcW w:type="dxa" w:w="1930"/>
-          </w:tcPr>
-          <w:p>
-            <w:r>
-              <w:rPr>
-                <w:b w:val="0"/>
-                <w:sz w:val="17"/>
-              </w:rPr>
-            </w:r>
-            <w:r>
-              <w:rPr>
-                <w:b w:val="0"/>
-                <w:sz w:val="17"/>
-              </w:rPr>
-              <w:t>30-minute adoption call (included)</w:t>
-            </w:r>
-          </w:p>
-        </w:tc>
-        <w:tc>
-          <w:tcPr>
-            <w:tcW w:type="dxa" w:w="1930"/>
-          </w:tcPr>
-          <w:p>
-            <w:r>
-              <w:rPr>
-                <w:b w:val="0"/>
-                <w:sz w:val="17"/>
-              </w:rPr>
-            </w:r>
-            <w:r>
-              <w:rPr>
-                <w:b w:val="0"/>
-                <w:sz w:val="17"/>
-              </w:rPr>
-              <w:t>[ ]</w:t>
-            </w:r>
-          </w:p>
-        </w:tc>
-        <w:tc>
-          <w:tcPr>
-            <w:tcW w:type="dxa" w:w="1930"/>
-          </w:tcPr>
-          <w:p>
-            <w:r>
-              <w:rPr>
-                <w:b w:val="0"/>
-                <w:sz w:val="17"/>
-              </w:rPr>
-            </w:r>
-            <w:r>
-              <w:rPr>
-                <w:b w:val="0"/>
-                <w:sz w:val="17"/>
-              </w:rPr>
-              <w:t>—</w:t>
-            </w:r>
-          </w:p>
-        </w:tc>
-      </w:tr>
-    </w:tbl>
-    <w:p/>
-    <w:p>
-      <w:r>
-        <w:t>Weekly check-in: [day, time, 30 minutes]. Proposed kick-off: [date], subject to signature and first payment or purchase order.</w:t>
-      </w:r>
-    </w:p>
-    <w:p>
-      <w:pPr>
-        <w:pStyle w:val="Heading2"/>
-      </w:pPr>
-      <w:r>
-        <w:t>7. Team</w:t>
+        <w:t>3. What you get</w:t>
       </w:r>
     </w:p>
     <w:tbl>
@@ -2320,7 +471,7 @@
                 <w:b/>
                 <w:sz w:val="17"/>
               </w:rPr>
-              <w:t>Name</w:t>
+              <w:t>#</w:t>
             </w:r>
           </w:p>
         </w:tc>
@@ -2340,7 +491,7 @@
                 <w:b/>
                 <w:sz w:val="17"/>
               </w:rPr>
-              <w:t>Role on this engagement</w:t>
+              <w:t>What you receive</w:t>
             </w:r>
           </w:p>
         </w:tc>
@@ -2360,7 +511,7 @@
                 <w:b/>
                 <w:sz w:val="17"/>
               </w:rPr>
-              <w:t>Days</w:t>
+              <w:t>Format</w:t>
             </w:r>
           </w:p>
         </w:tc>
@@ -2380,7 +531,7 @@
                 <w:b/>
                 <w:sz w:val="17"/>
               </w:rPr>
-              <w:t>Notes</w:t>
+              <w:t>How you know it is right</w:t>
             </w:r>
           </w:p>
         </w:tc>
@@ -2402,7 +553,7 @@
                 <w:b w:val="0"/>
                 <w:sz w:val="17"/>
               </w:rPr>
-              <w:t>[Founder name]</w:t>
+              <w:t>1</w:t>
             </w:r>
           </w:p>
         </w:tc>
@@ -2422,7 +573,7 @@
                 <w:b w:val="0"/>
                 <w:sz w:val="17"/>
               </w:rPr>
-              <w:t>Lead; delivers all phases</w:t>
+              <w:t>[Named document]</w:t>
             </w:r>
           </w:p>
         </w:tc>
@@ -2442,7 +593,7 @@
                 <w:b w:val="0"/>
                 <w:sz w:val="17"/>
               </w:rPr>
-              <w:t>[n]</w:t>
+              <w:t>[Written report or slides]</w:t>
             </w:r>
           </w:p>
         </w:tc>
@@ -2462,7 +613,7 @@
                 <w:b w:val="0"/>
                 <w:sz w:val="17"/>
               </w:rPr>
-              <w:t>[Two-line background: KNOWN facts only, confirmed against the CV]</w:t>
+              <w:t>[The test it must pass, e.g. "your board can approve a budget from it"]</w:t>
             </w:r>
           </w:p>
         </w:tc>
@@ -2484,7 +635,7 @@
                 <w:b w:val="0"/>
                 <w:sz w:val="17"/>
               </w:rPr>
-              <w:t>[Associate name — only with written consent; otherwise "Associate (to be proposed for your approval before Phase 1)"]</w:t>
+              <w:t>2</w:t>
             </w:r>
           </w:p>
         </w:tc>
@@ -2504,7 +655,7 @@
                 <w:b w:val="0"/>
                 <w:sz w:val="17"/>
               </w:rPr>
-              <w:t>[Role]</w:t>
+              <w:t>[Named document]</w:t>
             </w:r>
           </w:p>
         </w:tc>
@@ -2524,7 +675,7 @@
                 <w:b w:val="0"/>
                 <w:sz w:val="17"/>
               </w:rPr>
-              <w:t>[n]</w:t>
+              <w:t>[Spreadsheet, template]</w:t>
             </w:r>
           </w:p>
         </w:tc>
@@ -2544,7 +695,7 @@
                 <w:b w:val="0"/>
                 <w:sz w:val="17"/>
               </w:rPr>
-              <w:t>Engaged only on signed work; bound by the same confidentiality and IP terms</w:t>
+              <w:t>[The test it must pass]</w:t>
             </w:r>
           </w:p>
         </w:tc>
@@ -2566,7 +717,7 @@
                 <w:b w:val="0"/>
                 <w:sz w:val="17"/>
               </w:rPr>
-              <w:t>[Clinical adviser / Clinical Safety Officer — only if contracted; otherwise omit the row]</w:t>
+              <w:t>3</w:t>
             </w:r>
           </w:p>
         </w:tc>
@@ -2586,7 +737,7 @@
                 <w:b w:val="0"/>
                 <w:sz w:val="17"/>
               </w:rPr>
-              <w:t>[Role]</w:t>
+              <w:t>[Session with your team]</w:t>
             </w:r>
           </w:p>
         </w:tc>
@@ -2606,7 +757,7 @@
                 <w:b w:val="0"/>
                 <w:sz w:val="17"/>
               </w:rPr>
-              <w:t>[n]</w:t>
+              <w:t>[90 minutes, on site or online]</w:t>
             </w:r>
           </w:p>
         </w:tc>
@@ -2626,7 +777,7 @@
                 <w:b w:val="0"/>
                 <w:sz w:val="17"/>
               </w:rPr>
-              <w:t>[ ]</w:t>
+              <w:t>[Everyone can say what happens next]</w:t>
             </w:r>
           </w:p>
         </w:tc>
@@ -2635,15 +786,7 @@
     <w:p/>
     <w:p>
       <w:r>
-        <w:t>Your team: [Named day-to-day counterpart, estimated hours per week]; [Sponsor]; [Other contributors].</w:t>
-      </w:r>
-    </w:p>
-    <w:p>
-      <w:r>
-        <w:rPr>
-          <w:i/>
-        </w:rPr>
-        <w:t>No person is named without their consent. No advisers or references are cited unless real and consented.</w:t>
+        <w:t>Everything is yours to keep and reuse once the final invoice is paid.</w:t>
       </w:r>
     </w:p>
     <w:p>
@@ -2651,15 +794,7 @@
         <w:pStyle w:val="Heading2"/>
       </w:pPr>
       <w:r>
-        <w:t>8. Fees and payment</w:t>
-      </w:r>
-    </w:p>
-    <w:p>
-      <w:pPr>
-        <w:pStyle w:val="Heading3"/>
-      </w:pPr>
-      <w:r>
-        <w:t>8.1 Options</w:t>
+        <w:t>4. When</w:t>
       </w:r>
     </w:p>
     <w:tbl>
@@ -2669,15 +804,587 @@
         <w:tblLook w:firstColumn="1" w:firstRow="1" w:lastColumn="0" w:lastRow="0" w:noHBand="0" w:noVBand="1" w:val="04A0"/>
       </w:tblPr>
       <w:tblGrid>
-        <w:gridCol w:w="2412"/>
-        <w:gridCol w:w="2412"/>
-        <w:gridCol w:w="2412"/>
-        <w:gridCol w:w="2412"/>
+        <w:gridCol w:w="4824"/>
+        <w:gridCol w:w="4824"/>
       </w:tblGrid>
       <w:tr>
         <w:tc>
           <w:tcPr>
-            <w:tcW w:type="dxa" w:w="2412"/>
+            <w:tcW w:type="dxa" w:w="4824"/>
+          </w:tcPr>
+          <w:p>
+            <w:r>
+              <w:rPr>
+                <w:b/>
+                <w:sz w:val="17"/>
+              </w:rPr>
+            </w:r>
+            <w:r>
+              <w:rPr>
+                <w:b/>
+                <w:sz w:val="17"/>
+              </w:rPr>
+              <w:t>Date</w:t>
+            </w:r>
+          </w:p>
+        </w:tc>
+        <w:tc>
+          <w:tcPr>
+            <w:tcW w:type="dxa" w:w="4824"/>
+          </w:tcPr>
+          <w:p>
+            <w:r>
+              <w:rPr>
+                <w:b/>
+                <w:sz w:val="17"/>
+              </w:rPr>
+            </w:r>
+            <w:r>
+              <w:rPr>
+                <w:b/>
+                <w:sz w:val="17"/>
+              </w:rPr>
+              <w:t>What</w:t>
+            </w:r>
+          </w:p>
+        </w:tc>
+      </w:tr>
+      <w:tr>
+        <w:tc>
+          <w:tcPr>
+            <w:tcW w:type="dxa" w:w="4824"/>
+          </w:tcPr>
+          <w:p>
+            <w:r>
+              <w:rPr>
+                <w:b w:val="0"/>
+                <w:sz w:val="17"/>
+              </w:rPr>
+            </w:r>
+            <w:r>
+              <w:rPr>
+                <w:b w:val="0"/>
+                <w:sz w:val="17"/>
+              </w:rPr>
+              <w:t>[Date]</w:t>
+            </w:r>
+          </w:p>
+        </w:tc>
+        <w:tc>
+          <w:tcPr>
+            <w:tcW w:type="dxa" w:w="4824"/>
+          </w:tcPr>
+          <w:p>
+            <w:r>
+              <w:rPr>
+                <w:b w:val="0"/>
+                <w:sz w:val="17"/>
+              </w:rPr>
+            </w:r>
+            <w:r>
+              <w:rPr>
+                <w:b w:val="0"/>
+                <w:sz w:val="17"/>
+              </w:rPr>
+              <w:t>You sign and we invoice the first amount</w:t>
+            </w:r>
+          </w:p>
+        </w:tc>
+      </w:tr>
+      <w:tr>
+        <w:tc>
+          <w:tcPr>
+            <w:tcW w:type="dxa" w:w="4824"/>
+          </w:tcPr>
+          <w:p>
+            <w:r>
+              <w:rPr>
+                <w:b w:val="0"/>
+                <w:sz w:val="17"/>
+              </w:rPr>
+            </w:r>
+            <w:r>
+              <w:rPr>
+                <w:b w:val="0"/>
+                <w:sz w:val="17"/>
+              </w:rPr>
+              <w:t>[Date]</w:t>
+            </w:r>
+          </w:p>
+        </w:tc>
+        <w:tc>
+          <w:tcPr>
+            <w:tcW w:type="dxa" w:w="4824"/>
+          </w:tcPr>
+          <w:p>
+            <w:r>
+              <w:rPr>
+                <w:b w:val="0"/>
+                <w:sz w:val="17"/>
+              </w:rPr>
+            </w:r>
+            <w:r>
+              <w:rPr>
+                <w:b w:val="0"/>
+                <w:sz w:val="17"/>
+              </w:rPr>
+              <w:t>Start meeting, we get names and access</w:t>
+            </w:r>
+          </w:p>
+        </w:tc>
+      </w:tr>
+      <w:tr>
+        <w:tc>
+          <w:tcPr>
+            <w:tcW w:type="dxa" w:w="4824"/>
+          </w:tcPr>
+          <w:p>
+            <w:r>
+              <w:rPr>
+                <w:b w:val="0"/>
+                <w:sz w:val="17"/>
+              </w:rPr>
+            </w:r>
+            <w:r>
+              <w:rPr>
+                <w:b w:val="0"/>
+                <w:sz w:val="17"/>
+              </w:rPr>
+              <w:t>[Date]</w:t>
+            </w:r>
+          </w:p>
+        </w:tc>
+        <w:tc>
+          <w:tcPr>
+            <w:tcW w:type="dxa" w:w="4824"/>
+          </w:tcPr>
+          <w:p>
+            <w:r>
+              <w:rPr>
+                <w:b w:val="0"/>
+                <w:sz w:val="17"/>
+              </w:rPr>
+            </w:r>
+            <w:r>
+              <w:rPr>
+                <w:b w:val="0"/>
+                <w:sz w:val="17"/>
+              </w:rPr>
+              <w:t>Interviews finish</w:t>
+            </w:r>
+          </w:p>
+        </w:tc>
+      </w:tr>
+      <w:tr>
+        <w:tc>
+          <w:tcPr>
+            <w:tcW w:type="dxa" w:w="4824"/>
+          </w:tcPr>
+          <w:p>
+            <w:r>
+              <w:rPr>
+                <w:b w:val="0"/>
+                <w:sz w:val="17"/>
+              </w:rPr>
+            </w:r>
+            <w:r>
+              <w:rPr>
+                <w:b w:val="0"/>
+                <w:sz w:val="17"/>
+              </w:rPr>
+              <w:t>[Date]</w:t>
+            </w:r>
+          </w:p>
+        </w:tc>
+        <w:tc>
+          <w:tcPr>
+            <w:tcW w:type="dxa" w:w="4824"/>
+          </w:tcPr>
+          <w:p>
+            <w:r>
+              <w:rPr>
+                <w:b w:val="0"/>
+                <w:sz w:val="17"/>
+              </w:rPr>
+            </w:r>
+            <w:r>
+              <w:rPr>
+                <w:b w:val="0"/>
+                <w:sz w:val="17"/>
+              </w:rPr>
+              <w:t>Working session where you choose the option</w:t>
+            </w:r>
+          </w:p>
+        </w:tc>
+      </w:tr>
+      <w:tr>
+        <w:tc>
+          <w:tcPr>
+            <w:tcW w:type="dxa" w:w="4824"/>
+          </w:tcPr>
+          <w:p>
+            <w:r>
+              <w:rPr>
+                <w:b w:val="0"/>
+                <w:sz w:val="17"/>
+              </w:rPr>
+            </w:r>
+            <w:r>
+              <w:rPr>
+                <w:b w:val="0"/>
+                <w:sz w:val="17"/>
+              </w:rPr>
+              <w:t>[Date]</w:t>
+            </w:r>
+          </w:p>
+        </w:tc>
+        <w:tc>
+          <w:tcPr>
+            <w:tcW w:type="dxa" w:w="4824"/>
+          </w:tcPr>
+          <w:p>
+            <w:r>
+              <w:rPr>
+                <w:b w:val="0"/>
+                <w:sz w:val="17"/>
+              </w:rPr>
+            </w:r>
+            <w:r>
+              <w:rPr>
+                <w:b w:val="0"/>
+                <w:sz w:val="17"/>
+              </w:rPr>
+              <w:t>Draft to you</w:t>
+            </w:r>
+          </w:p>
+        </w:tc>
+      </w:tr>
+      <w:tr>
+        <w:tc>
+          <w:tcPr>
+            <w:tcW w:type="dxa" w:w="4824"/>
+          </w:tcPr>
+          <w:p>
+            <w:r>
+              <w:rPr>
+                <w:b w:val="0"/>
+                <w:sz w:val="17"/>
+              </w:rPr>
+            </w:r>
+            <w:r>
+              <w:rPr>
+                <w:b w:val="0"/>
+                <w:sz w:val="17"/>
+              </w:rPr>
+              <w:t>[Date]</w:t>
+            </w:r>
+          </w:p>
+        </w:tc>
+        <w:tc>
+          <w:tcPr>
+            <w:tcW w:type="dxa" w:w="4824"/>
+          </w:tcPr>
+          <w:p>
+            <w:r>
+              <w:rPr>
+                <w:b w:val="0"/>
+                <w:sz w:val="17"/>
+              </w:rPr>
+            </w:r>
+            <w:r>
+              <w:rPr>
+                <w:b w:val="0"/>
+                <w:sz w:val="17"/>
+              </w:rPr>
+              <w:t>Your comments back to us</w:t>
+            </w:r>
+          </w:p>
+        </w:tc>
+      </w:tr>
+      <w:tr>
+        <w:tc>
+          <w:tcPr>
+            <w:tcW w:type="dxa" w:w="4824"/>
+          </w:tcPr>
+          <w:p>
+            <w:r>
+              <w:rPr>
+                <w:b w:val="0"/>
+                <w:sz w:val="17"/>
+              </w:rPr>
+            </w:r>
+            <w:r>
+              <w:rPr>
+                <w:b w:val="0"/>
+                <w:sz w:val="17"/>
+              </w:rPr>
+              <w:t>[Date]</w:t>
+            </w:r>
+          </w:p>
+        </w:tc>
+        <w:tc>
+          <w:tcPr>
+            <w:tcW w:type="dxa" w:w="4824"/>
+          </w:tcPr>
+          <w:p>
+            <w:r>
+              <w:rPr>
+                <w:b w:val="0"/>
+                <w:sz w:val="17"/>
+              </w:rPr>
+            </w:r>
+            <w:r>
+              <w:rPr>
+                <w:b w:val="0"/>
+                <w:sz w:val="17"/>
+              </w:rPr>
+              <w:t>Final version and closing session</w:t>
+            </w:r>
+          </w:p>
+        </w:tc>
+      </w:tr>
+    </w:tbl>
+    <w:p/>
+    <w:p>
+      <w:r>
+        <w:t>The dates hold if we get access to people and documents on time. If they slip, we move the end date by the same number of days and tell you straight away.</w:t>
+      </w:r>
+    </w:p>
+    <w:p>
+      <w:pPr>
+        <w:pStyle w:val="Heading2"/>
+      </w:pPr>
+      <w:r>
+        <w:t>5. Who does it</w:t>
+      </w:r>
+    </w:p>
+    <w:tbl>
+      <w:tblPr>
+        <w:tblStyle w:val="LightGrid-Accent1"/>
+        <w:tblW w:type="auto" w:w="0"/>
+        <w:tblLook w:firstColumn="1" w:firstRow="1" w:lastColumn="0" w:lastRow="0" w:noHBand="0" w:noVBand="1" w:val="04A0"/>
+      </w:tblPr>
+      <w:tblGrid>
+        <w:gridCol w:w="3216"/>
+        <w:gridCol w:w="3216"/>
+        <w:gridCol w:w="3216"/>
+      </w:tblGrid>
+      <w:tr>
+        <w:tc>
+          <w:tcPr>
+            <w:tcW w:type="dxa" w:w="3216"/>
+          </w:tcPr>
+          <w:p>
+            <w:r>
+              <w:rPr>
+                <w:b/>
+                <w:sz w:val="17"/>
+              </w:rPr>
+            </w:r>
+            <w:r>
+              <w:rPr>
+                <w:b/>
+                <w:sz w:val="17"/>
+              </w:rPr>
+              <w:t>Person</w:t>
+            </w:r>
+          </w:p>
+        </w:tc>
+        <w:tc>
+          <w:tcPr>
+            <w:tcW w:type="dxa" w:w="3216"/>
+          </w:tcPr>
+          <w:p>
+            <w:r>
+              <w:rPr>
+                <w:b/>
+                <w:sz w:val="17"/>
+              </w:rPr>
+            </w:r>
+            <w:r>
+              <w:rPr>
+                <w:b/>
+                <w:sz w:val="17"/>
+              </w:rPr>
+              <w:t>Role here</w:t>
+            </w:r>
+          </w:p>
+        </w:tc>
+        <w:tc>
+          <w:tcPr>
+            <w:tcW w:type="dxa" w:w="3216"/>
+          </w:tcPr>
+          <w:p>
+            <w:r>
+              <w:rPr>
+                <w:b/>
+                <w:sz w:val="17"/>
+              </w:rPr>
+            </w:r>
+            <w:r>
+              <w:rPr>
+                <w:b/>
+                <w:sz w:val="17"/>
+              </w:rPr>
+              <w:t>Days on this job</w:t>
+            </w:r>
+          </w:p>
+        </w:tc>
+      </w:tr>
+      <w:tr>
+        <w:tc>
+          <w:tcPr>
+            <w:tcW w:type="dxa" w:w="3216"/>
+          </w:tcPr>
+          <w:p>
+            <w:r>
+              <w:rPr>
+                <w:b w:val="0"/>
+                <w:sz w:val="17"/>
+              </w:rPr>
+            </w:r>
+            <w:r>
+              <w:rPr>
+                <w:b w:val="0"/>
+                <w:sz w:val="17"/>
+              </w:rPr>
+              <w:t>[Founder name]</w:t>
+            </w:r>
+          </w:p>
+        </w:tc>
+        <w:tc>
+          <w:tcPr>
+            <w:tcW w:type="dxa" w:w="3216"/>
+          </w:tcPr>
+          <w:p>
+            <w:r>
+              <w:rPr>
+                <w:b w:val="0"/>
+                <w:sz w:val="17"/>
+              </w:rPr>
+            </w:r>
+            <w:r>
+              <w:rPr>
+                <w:b w:val="0"/>
+                <w:sz w:val="17"/>
+              </w:rPr>
+              <w:t>Leads and does the work</w:t>
+            </w:r>
+          </w:p>
+        </w:tc>
+        <w:tc>
+          <w:tcPr>
+            <w:tcW w:type="dxa" w:w="3216"/>
+          </w:tcPr>
+          <w:p>
+            <w:r>
+              <w:rPr>
+                <w:b w:val="0"/>
+                <w:sz w:val="17"/>
+              </w:rPr>
+            </w:r>
+            <w:r>
+              <w:rPr>
+                <w:b w:val="0"/>
+                <w:sz w:val="17"/>
+              </w:rPr>
+              <w:t>[n]</w:t>
+            </w:r>
+          </w:p>
+        </w:tc>
+      </w:tr>
+      <w:tr>
+        <w:tc>
+          <w:tcPr>
+            <w:tcW w:type="dxa" w:w="3216"/>
+          </w:tcPr>
+          <w:p>
+            <w:r>
+              <w:rPr>
+                <w:b w:val="0"/>
+                <w:sz w:val="17"/>
+              </w:rPr>
+            </w:r>
+            <w:r>
+              <w:rPr>
+                <w:b w:val="0"/>
+                <w:sz w:val="17"/>
+              </w:rPr>
+              <w:t>[Associate name, only if already agreed]</w:t>
+            </w:r>
+          </w:p>
+        </w:tc>
+        <w:tc>
+          <w:tcPr>
+            <w:tcW w:type="dxa" w:w="3216"/>
+          </w:tcPr>
+          <w:p>
+            <w:r>
+              <w:rPr>
+                <w:b w:val="0"/>
+                <w:sz w:val="17"/>
+              </w:rPr>
+            </w:r>
+            <w:r>
+              <w:rPr>
+                <w:b w:val="0"/>
+                <w:sz w:val="17"/>
+              </w:rPr>
+              <w:t>[What they do]</w:t>
+            </w:r>
+          </w:p>
+        </w:tc>
+        <w:tc>
+          <w:tcPr>
+            <w:tcW w:type="dxa" w:w="3216"/>
+          </w:tcPr>
+          <w:p>
+            <w:r>
+              <w:rPr>
+                <w:b w:val="0"/>
+                <w:sz w:val="17"/>
+              </w:rPr>
+            </w:r>
+            <w:r>
+              <w:rPr>
+                <w:b w:val="0"/>
+                <w:sz w:val="17"/>
+              </w:rPr>
+              <w:t>[n]</w:t>
+            </w:r>
+          </w:p>
+        </w:tc>
+      </w:tr>
+    </w:tbl>
+    <w:p/>
+    <w:p>
+      <w:r>
+        <w:t>We name an associate only when they have agreed to the job. Nobody else works on this without telling you first.</w:t>
+      </w:r>
+    </w:p>
+    <w:p>
+      <w:pPr>
+        <w:pStyle w:val="Heading2"/>
+      </w:pPr>
+      <w:r>
+        <w:t>6. What it costs</w:t>
+      </w:r>
+    </w:p>
+    <w:tbl>
+      <w:tblPr>
+        <w:tblStyle w:val="LightGrid-Accent1"/>
+        <w:tblW w:type="auto" w:w="0"/>
+        <w:tblLook w:firstColumn="1" w:firstRow="1" w:lastColumn="0" w:lastRow="0" w:noHBand="0" w:noVBand="1" w:val="04A0"/>
+      </w:tblPr>
+      <w:tblGrid>
+        <w:gridCol w:w="3216"/>
+        <w:gridCol w:w="3216"/>
+        <w:gridCol w:w="3216"/>
+      </w:tblGrid>
+      <w:tr>
+        <w:tc>
+          <w:tcPr>
+            <w:tcW w:type="dxa" w:w="3216"/>
           </w:tcPr>
           <w:p>
             <w:r>
@@ -2697,7 +1404,7 @@
         </w:tc>
         <w:tc>
           <w:tcPr>
-            <w:tcW w:type="dxa" w:w="2412"/>
+            <w:tcW w:type="dxa" w:w="3216"/>
           </w:tcPr>
           <w:p>
             <w:r>
@@ -2711,13 +1418,13 @@
                 <w:b/>
                 <w:sz w:val="17"/>
               </w:rPr>
-              <w:t>Scope</w:t>
+              <w:t>What it covers</w:t>
             </w:r>
           </w:p>
         </w:tc>
         <w:tc>
           <w:tcPr>
-            <w:tcW w:type="dxa" w:w="2412"/>
+            <w:tcW w:type="dxa" w:w="3216"/>
           </w:tcPr>
           <w:p>
             <w:r>
@@ -2731,27 +1438,7 @@
                 <w:b/>
                 <w:sz w:val="17"/>
               </w:rPr>
-              <w:t>Duration</w:t>
-            </w:r>
-          </w:p>
-        </w:tc>
-        <w:tc>
-          <w:tcPr>
-            <w:tcW w:type="dxa" w:w="2412"/>
-          </w:tcPr>
-          <w:p>
-            <w:r>
-              <w:rPr>
-                <w:b/>
-                <w:sz w:val="17"/>
-              </w:rPr>
-            </w:r>
-            <w:r>
-              <w:rPr>
-                <w:b/>
-                <w:sz w:val="17"/>
-              </w:rPr>
-              <w:t>Fee (fixed, ex-VAT)</w:t>
+              <w:t>Price (fixed)</w:t>
             </w:r>
           </w:p>
         </w:tc>
@@ -2759,7 +1446,7 @@
       <w:tr>
         <w:tc>
           <w:tcPr>
-            <w:tcW w:type="dxa" w:w="2412"/>
+            <w:tcW w:type="dxa" w:w="3216"/>
           </w:tcPr>
           <w:p>
             <w:r>
@@ -2773,13 +1460,13 @@
                 <w:b w:val="0"/>
                 <w:sz w:val="17"/>
               </w:rPr>
-              <w:t>A — Good</w:t>
+              <w:t>A [Recommended]</w:t>
             </w:r>
           </w:p>
         </w:tc>
         <w:tc>
           <w:tcPr>
-            <w:tcW w:type="dxa" w:w="2412"/>
+            <w:tcW w:type="dxa" w:w="3216"/>
           </w:tcPr>
           <w:p>
             <w:r>
@@ -2793,13 +1480,13 @@
                 <w:b w:val="0"/>
                 <w:sz w:val="17"/>
               </w:rPr>
-              <w:t>[Package(s)]</w:t>
+              <w:t>[Full scope as above]</w:t>
             </w:r>
           </w:p>
         </w:tc>
         <w:tc>
           <w:tcPr>
-            <w:tcW w:type="dxa" w:w="2412"/>
+            <w:tcW w:type="dxa" w:w="3216"/>
           </w:tcPr>
           <w:p>
             <w:r>
@@ -2813,13 +1500,15 @@
                 <w:b w:val="0"/>
                 <w:sz w:val="17"/>
               </w:rPr>
-              <w:t>[n] weeks</w:t>
+              <w:t>£[amount]</w:t>
             </w:r>
           </w:p>
         </w:tc>
+      </w:tr>
+      <w:tr>
         <w:tc>
           <w:tcPr>
-            <w:tcW w:type="dxa" w:w="2412"/>
+            <w:tcW w:type="dxa" w:w="3216"/>
           </w:tcPr>
           <w:p>
             <w:r>
@@ -2833,15 +1522,13 @@
                 <w:b w:val="0"/>
                 <w:sz w:val="17"/>
               </w:rPr>
-              <w:t>£[ ]</w:t>
+              <w:t>B</w:t>
             </w:r>
           </w:p>
         </w:tc>
-      </w:tr>
-      <w:tr>
         <w:tc>
           <w:tcPr>
-            <w:tcW w:type="dxa" w:w="2412"/>
+            <w:tcW w:type="dxa" w:w="3216"/>
           </w:tcPr>
           <w:p>
             <w:r>
@@ -2855,13 +1542,13 @@
                 <w:b w:val="0"/>
                 <w:sz w:val="17"/>
               </w:rPr>
-              <w:t>B — Better (recommended)</w:t>
+              <w:t>[A smaller version, if budget is tight]</w:t>
             </w:r>
           </w:p>
         </w:tc>
         <w:tc>
           <w:tcPr>
-            <w:tcW w:type="dxa" w:w="2412"/>
+            <w:tcW w:type="dxa" w:w="3216"/>
           </w:tcPr>
           <w:p>
             <w:r>
@@ -2875,13 +1562,15 @@
                 <w:b w:val="0"/>
                 <w:sz w:val="17"/>
               </w:rPr>
-              <w:t>[Package(s) + advisory days]</w:t>
+              <w:t>£[amount]</w:t>
             </w:r>
           </w:p>
         </w:tc>
+      </w:tr>
+      <w:tr>
         <w:tc>
           <w:tcPr>
-            <w:tcW w:type="dxa" w:w="2412"/>
+            <w:tcW w:type="dxa" w:w="3216"/>
           </w:tcPr>
           <w:p>
             <w:r>
@@ -2895,13 +1584,13 @@
                 <w:b w:val="0"/>
                 <w:sz w:val="17"/>
               </w:rPr>
-              <w:t>[n] weeks</w:t>
+              <w:t>C</w:t>
             </w:r>
           </w:p>
         </w:tc>
         <w:tc>
           <w:tcPr>
-            <w:tcW w:type="dxa" w:w="2412"/>
+            <w:tcW w:type="dxa" w:w="3216"/>
           </w:tcPr>
           <w:p>
             <w:r>
@@ -2915,15 +1604,13 @@
                 <w:b w:val="0"/>
                 <w:sz w:val="17"/>
               </w:rPr>
-              <w:t>£[ ]</w:t>
+              <w:t>[The add-on, if they want more]</w:t>
             </w:r>
           </w:p>
         </w:tc>
-      </w:tr>
-      <w:tr>
         <w:tc>
           <w:tcPr>
-            <w:tcW w:type="dxa" w:w="2412"/>
+            <w:tcW w:type="dxa" w:w="3216"/>
           </w:tcPr>
           <w:p>
             <w:r>
@@ -2937,571 +1624,7 @@
                 <w:b w:val="0"/>
                 <w:sz w:val="17"/>
               </w:rPr>
-              <w:t>C — Best</w:t>
-            </w:r>
-          </w:p>
-        </w:tc>
-        <w:tc>
-          <w:tcPr>
-            <w:tcW w:type="dxa" w:w="2412"/>
-          </w:tcPr>
-          <w:p>
-            <w:r>
-              <w:rPr>
-                <w:b w:val="0"/>
-                <w:sz w:val="17"/>
-              </w:rPr>
-            </w:r>
-            <w:r>
-              <w:rPr>
-                <w:b w:val="0"/>
-                <w:sz w:val="17"/>
-              </w:rPr>
-              <w:t>[Bundle]</w:t>
-            </w:r>
-          </w:p>
-        </w:tc>
-        <w:tc>
-          <w:tcPr>
-            <w:tcW w:type="dxa" w:w="2412"/>
-          </w:tcPr>
-          <w:p>
-            <w:r>
-              <w:rPr>
-                <w:b w:val="0"/>
-                <w:sz w:val="17"/>
-              </w:rPr>
-            </w:r>
-            <w:r>
-              <w:rPr>
-                <w:b w:val="0"/>
-                <w:sz w:val="17"/>
-              </w:rPr>
-              <w:t>[n] weeks</w:t>
-            </w:r>
-          </w:p>
-        </w:tc>
-        <w:tc>
-          <w:tcPr>
-            <w:tcW w:type="dxa" w:w="2412"/>
-          </w:tcPr>
-          <w:p>
-            <w:r>
-              <w:rPr>
-                <w:b w:val="0"/>
-                <w:sz w:val="17"/>
-              </w:rPr>
-            </w:r>
-            <w:r>
-              <w:rPr>
-                <w:b w:val="0"/>
-                <w:sz w:val="17"/>
-              </w:rPr>
-              <w:t>£[ ]</w:t>
-            </w:r>
-          </w:p>
-        </w:tc>
-      </w:tr>
-    </w:tbl>
-    <w:p/>
-    <w:p>
-      <w:r>
-        <w:t>Recommended: Option [B] because [one sentence].</w:t>
-      </w:r>
-    </w:p>
-    <w:p>
-      <w:pPr>
-        <w:pStyle w:val="Heading3"/>
-      </w:pPr>
-      <w:r>
-        <w:t>8.2 Payment schedule</w:t>
-      </w:r>
-    </w:p>
-    <w:p>
-      <w:pPr>
-        <w:pStyle w:val="ListBullet"/>
-      </w:pPr>
-      <w:r>
-        <w:t>Engagements under £20,000: 50% on signature; 50% on acceptance of the final deliverable.</w:t>
-      </w:r>
-    </w:p>
-    <w:p>
-      <w:pPr>
-        <w:pStyle w:val="ListBullet"/>
-      </w:pPr>
-      <w:r>
-        <w:t>Engagements of £20,000 or more: 40% on signature; 30% at the interim readout; 30% on acceptance.</w:t>
-      </w:r>
-    </w:p>
-    <w:p>
-      <w:pPr>
-        <w:pStyle w:val="ListBullet"/>
-      </w:pPr>
-      <w:r>
-        <w:t>Retainers: monthly in advance.</w:t>
-      </w:r>
-    </w:p>
-    <w:p>
-      <w:pPr>
-        <w:pStyle w:val="ListBullet"/>
-      </w:pPr>
-      <w:r>
-        <w:t>Terms: 14 days from invoice; late payment interest per the Late Payment of Commercial Debts (Interest) Act 1998.</w:t>
-      </w:r>
-    </w:p>
-    <w:p>
-      <w:pPr>
-        <w:pStyle w:val="ListBullet"/>
-      </w:pPr>
-      <w:r>
-        <w:t>Expenses: travel and subsistence at cost with prior written approval; none anticipated unless stated: [ ].</w:t>
-      </w:r>
-    </w:p>
-    <w:p>
-      <w:pPr>
-        <w:pStyle w:val="ListBullet"/>
-      </w:pPr>
-      <w:r>
-        <w:t>VAT: [Prices exclude VAT; VAT charged if/when Vytalix is registered — TO VALIDATE].</w:t>
-      </w:r>
-    </w:p>
-    <w:p>
-      <w:pPr>
-        <w:pStyle w:val="Heading3"/>
-      </w:pPr>
-      <w:r>
-        <w:t>8.3 First-engagement stop option</w:t>
-      </w:r>
-    </w:p>
-    <w:p>
-      <w:r>
-        <w:t>If, at the interim readout, deliverable D1 does not meet its acceptance criterion, you may stop the engagement and pay only for Phase 1 at £[Phase 1 fee]. This replaces the client references we cannot yet offer.</w:t>
-      </w:r>
-    </w:p>
-    <w:p>
-      <w:pPr>
-        <w:pStyle w:val="Heading2"/>
-      </w:pPr>
-      <w:r>
-        <w:t>9. Assumptions, dependencies and risks</w:t>
-      </w:r>
-    </w:p>
-    <w:p>
-      <w:pPr>
-        <w:pStyle w:val="Heading3"/>
-      </w:pPr>
-      <w:r>
-        <w:t>9.1 Assumptions</w:t>
-      </w:r>
-    </w:p>
-    <w:p>
-      <w:pPr>
-        <w:pStyle w:val="ListBullet"/>
-      </w:pPr>
-      <w:r>
-        <w:t>[Access to the named counterpart for [n] hours per week.]</w:t>
-      </w:r>
-    </w:p>
-    <w:p>
-      <w:pPr>
-        <w:pStyle w:val="ListBullet"/>
-      </w:pPr>
-      <w:r>
-        <w:t>[Interviewees are introduced by the client by the end of week 1; up to [n] interviews of 30 minutes.]</w:t>
-      </w:r>
-    </w:p>
-    <w:p>
-      <w:pPr>
-        <w:pStyle w:val="ListBullet"/>
-      </w:pPr>
-      <w:r>
-        <w:t>[Documents listed in the access list are provided by kick-off.]</w:t>
-      </w:r>
-    </w:p>
-    <w:p>
-      <w:pPr>
-        <w:pStyle w:val="ListBullet"/>
-      </w:pPr>
-      <w:r>
-        <w:t>[Work is remote with up to [n] on-site days at [location].]</w:t>
-      </w:r>
-    </w:p>
-    <w:p>
-      <w:pPr>
-        <w:pStyle w:val="ListBullet"/>
-      </w:pPr>
-      <w:r>
-        <w:t>[No patient-identifiable data is provided to Vytalix; any aggregate data is anonymised by the client before sharing.]</w:t>
-      </w:r>
-    </w:p>
-    <w:p>
-      <w:pPr>
-        <w:pStyle w:val="Heading3"/>
-      </w:pPr>
-      <w:r>
-        <w:t>9.2 Dependencies</w:t>
-      </w:r>
-    </w:p>
-    <w:p>
-      <w:pPr>
-        <w:pStyle w:val="ListBullet"/>
-      </w:pPr>
-      <w:r>
-        <w:t>[Client decision on (x) by week (n).]</w:t>
-      </w:r>
-    </w:p>
-    <w:p>
-      <w:pPr>
-        <w:pStyle w:val="ListBullet"/>
-      </w:pPr>
-      <w:r>
-        <w:t>[Availability of (system/document/person).]</w:t>
-      </w:r>
-    </w:p>
-    <w:p>
-      <w:pPr>
-        <w:pStyle w:val="Heading3"/>
-      </w:pPr>
-      <w:r>
-        <w:t>9.3 Risks and mitigations</w:t>
-      </w:r>
-    </w:p>
-    <w:tbl>
-      <w:tblPr>
-        <w:tblStyle w:val="LightGrid-Accent1"/>
-        <w:tblW w:type="auto" w:w="0"/>
-        <w:tblLook w:firstColumn="1" w:firstRow="1" w:lastColumn="0" w:lastRow="0" w:noHBand="0" w:noVBand="1" w:val="04A0"/>
-      </w:tblPr>
-      <w:tblGrid>
-        <w:gridCol w:w="2412"/>
-        <w:gridCol w:w="2412"/>
-        <w:gridCol w:w="2412"/>
-        <w:gridCol w:w="2412"/>
-      </w:tblGrid>
-      <w:tr>
-        <w:tc>
-          <w:tcPr>
-            <w:tcW w:type="dxa" w:w="2412"/>
-          </w:tcPr>
-          <w:p>
-            <w:r>
-              <w:rPr>
-                <w:b/>
-                <w:sz w:val="17"/>
-              </w:rPr>
-            </w:r>
-            <w:r>
-              <w:rPr>
-                <w:b/>
-                <w:sz w:val="17"/>
-              </w:rPr>
-              <w:t>Risk</w:t>
-            </w:r>
-          </w:p>
-        </w:tc>
-        <w:tc>
-          <w:tcPr>
-            <w:tcW w:type="dxa" w:w="2412"/>
-          </w:tcPr>
-          <w:p>
-            <w:r>
-              <w:rPr>
-                <w:b/>
-                <w:sz w:val="17"/>
-              </w:rPr>
-            </w:r>
-            <w:r>
-              <w:rPr>
-                <w:b/>
-                <w:sz w:val="17"/>
-              </w:rPr>
-              <w:t>Likelihood</w:t>
-            </w:r>
-          </w:p>
-        </w:tc>
-        <w:tc>
-          <w:tcPr>
-            <w:tcW w:type="dxa" w:w="2412"/>
-          </w:tcPr>
-          <w:p>
-            <w:r>
-              <w:rPr>
-                <w:b/>
-                <w:sz w:val="17"/>
-              </w:rPr>
-            </w:r>
-            <w:r>
-              <w:rPr>
-                <w:b/>
-                <w:sz w:val="17"/>
-              </w:rPr>
-              <w:t>Impact</w:t>
-            </w:r>
-          </w:p>
-        </w:tc>
-        <w:tc>
-          <w:tcPr>
-            <w:tcW w:type="dxa" w:w="2412"/>
-          </w:tcPr>
-          <w:p>
-            <w:r>
-              <w:rPr>
-                <w:b/>
-                <w:sz w:val="17"/>
-              </w:rPr>
-            </w:r>
-            <w:r>
-              <w:rPr>
-                <w:b/>
-                <w:sz w:val="17"/>
-              </w:rPr>
-              <w:t>Mitigation</w:t>
-            </w:r>
-          </w:p>
-        </w:tc>
-      </w:tr>
-      <w:tr>
-        <w:tc>
-          <w:tcPr>
-            <w:tcW w:type="dxa" w:w="2412"/>
-          </w:tcPr>
-          <w:p>
-            <w:r>
-              <w:rPr>
-                <w:b w:val="0"/>
-                <w:sz w:val="17"/>
-              </w:rPr>
-            </w:r>
-            <w:r>
-              <w:rPr>
-                <w:b w:val="0"/>
-                <w:sz w:val="17"/>
-              </w:rPr>
-              <w:t>Interviewee access slips</w:t>
-            </w:r>
-          </w:p>
-        </w:tc>
-        <w:tc>
-          <w:tcPr>
-            <w:tcW w:type="dxa" w:w="2412"/>
-          </w:tcPr>
-          <w:p>
-            <w:r>
-              <w:rPr>
-                <w:b w:val="0"/>
-                <w:sz w:val="17"/>
-              </w:rPr>
-            </w:r>
-            <w:r>
-              <w:rPr>
-                <w:b w:val="0"/>
-                <w:sz w:val="17"/>
-              </w:rPr>
-              <w:t>Medium</w:t>
-            </w:r>
-          </w:p>
-        </w:tc>
-        <w:tc>
-          <w:tcPr>
-            <w:tcW w:type="dxa" w:w="2412"/>
-          </w:tcPr>
-          <w:p>
-            <w:r>
-              <w:rPr>
-                <w:b w:val="0"/>
-                <w:sz w:val="17"/>
-              </w:rPr>
-            </w:r>
-            <w:r>
-              <w:rPr>
-                <w:b w:val="0"/>
-                <w:sz w:val="17"/>
-              </w:rPr>
-              <w:t>Timeline</w:t>
-            </w:r>
-          </w:p>
-        </w:tc>
-        <w:tc>
-          <w:tcPr>
-            <w:tcW w:type="dxa" w:w="2412"/>
-          </w:tcPr>
-          <w:p>
-            <w:r>
-              <w:rPr>
-                <w:b w:val="0"/>
-                <w:sz w:val="17"/>
-              </w:rPr>
-            </w:r>
-            <w:r>
-              <w:rPr>
-                <w:b w:val="0"/>
-                <w:sz w:val="17"/>
-              </w:rPr>
-              <w:t>Reserve list agreed at kick-off; timeline moves with written change control</w:t>
-            </w:r>
-          </w:p>
-        </w:tc>
-      </w:tr>
-      <w:tr>
-        <w:tc>
-          <w:tcPr>
-            <w:tcW w:type="dxa" w:w="2412"/>
-          </w:tcPr>
-          <w:p>
-            <w:r>
-              <w:rPr>
-                <w:b w:val="0"/>
-                <w:sz w:val="17"/>
-              </w:rPr>
-            </w:r>
-            <w:r>
-              <w:rPr>
-                <w:b w:val="0"/>
-                <w:sz w:val="17"/>
-              </w:rPr>
-              <w:t>Scope grows during Phase 2</w:t>
-            </w:r>
-          </w:p>
-        </w:tc>
-        <w:tc>
-          <w:tcPr>
-            <w:tcW w:type="dxa" w:w="2412"/>
-          </w:tcPr>
-          <w:p>
-            <w:r>
-              <w:rPr>
-                <w:b w:val="0"/>
-                <w:sz w:val="17"/>
-              </w:rPr>
-            </w:r>
-            <w:r>
-              <w:rPr>
-                <w:b w:val="0"/>
-                <w:sz w:val="17"/>
-              </w:rPr>
-              <w:t>Medium</w:t>
-            </w:r>
-          </w:p>
-        </w:tc>
-        <w:tc>
-          <w:tcPr>
-            <w:tcW w:type="dxa" w:w="2412"/>
-          </w:tcPr>
-          <w:p>
-            <w:r>
-              <w:rPr>
-                <w:b w:val="0"/>
-                <w:sz w:val="17"/>
-              </w:rPr>
-            </w:r>
-            <w:r>
-              <w:rPr>
-                <w:b w:val="0"/>
-                <w:sz w:val="17"/>
-              </w:rPr>
-              <w:t>Fee/timeline</w:t>
-            </w:r>
-          </w:p>
-        </w:tc>
-        <w:tc>
-          <w:tcPr>
-            <w:tcW w:type="dxa" w:w="2412"/>
-          </w:tcPr>
-          <w:p>
-            <w:r>
-              <w:rPr>
-                <w:b w:val="0"/>
-                <w:sz w:val="17"/>
-              </w:rPr>
-            </w:r>
-            <w:r>
-              <w:rPr>
-                <w:b w:val="0"/>
-                <w:sz w:val="17"/>
-              </w:rPr>
-              <w:t>Change control (§3.3)</w:t>
-            </w:r>
-          </w:p>
-        </w:tc>
-      </w:tr>
-      <w:tr>
-        <w:tc>
-          <w:tcPr>
-            <w:tcW w:type="dxa" w:w="2412"/>
-          </w:tcPr>
-          <w:p>
-            <w:r>
-              <w:rPr>
-                <w:b w:val="0"/>
-                <w:sz w:val="17"/>
-              </w:rPr>
-            </w:r>
-            <w:r>
-              <w:rPr>
-                <w:b w:val="0"/>
-                <w:sz w:val="17"/>
-              </w:rPr>
-              <w:t>[Engagement-specific risk]</w:t>
-            </w:r>
-          </w:p>
-        </w:tc>
-        <w:tc>
-          <w:tcPr>
-            <w:tcW w:type="dxa" w:w="2412"/>
-          </w:tcPr>
-          <w:p>
-            <w:r>
-              <w:rPr>
-                <w:b w:val="0"/>
-                <w:sz w:val="17"/>
-              </w:rPr>
-            </w:r>
-            <w:r>
-              <w:rPr>
-                <w:b w:val="0"/>
-                <w:sz w:val="17"/>
-              </w:rPr>
-              <w:t>[ ]</w:t>
-            </w:r>
-          </w:p>
-        </w:tc>
-        <w:tc>
-          <w:tcPr>
-            <w:tcW w:type="dxa" w:w="2412"/>
-          </w:tcPr>
-          <w:p>
-            <w:r>
-              <w:rPr>
-                <w:b w:val="0"/>
-                <w:sz w:val="17"/>
-              </w:rPr>
-            </w:r>
-            <w:r>
-              <w:rPr>
-                <w:b w:val="0"/>
-                <w:sz w:val="17"/>
-              </w:rPr>
-              <w:t>[ ]</w:t>
-            </w:r>
-          </w:p>
-        </w:tc>
-        <w:tc>
-          <w:tcPr>
-            <w:tcW w:type="dxa" w:w="2412"/>
-          </w:tcPr>
-          <w:p>
-            <w:r>
-              <w:rPr>
-                <w:b w:val="0"/>
-                <w:sz w:val="17"/>
-              </w:rPr>
-            </w:r>
-            <w:r>
-              <w:rPr>
-                <w:b w:val="0"/>
-                <w:sz w:val="17"/>
-              </w:rPr>
-              <w:t>[ ]</w:t>
+              <w:t>£[amount]</w:t>
             </w:r>
           </w:p>
         </w:tc>
@@ -3510,10 +1633,10 @@
     <w:p/>
     <w:p>
       <w:pPr>
-        <w:pStyle w:val="Heading2"/>
+        <w:pStyle w:val="ListBullet"/>
       </w:pPr>
       <w:r>
-        <w:t>10. Terms</w:t>
+        <w:t>Price excludes VAT. Travel is charged at cost and agreed with you first.</w:t>
       </w:r>
     </w:p>
     <w:p>
@@ -3521,7 +1644,108 @@
         <w:pStyle w:val="ListBullet"/>
       </w:pPr>
       <w:r>
-        <w:t>This proposal, once signed, forms a Statement of Work under the Vytalix Master Services Agreement ("MSA") [attached / reference number]. Where this document and the MSA conflict, the MSA prevails.</w:t>
+        <w:t>Under £20,000: half on signing, half on finishing.</w:t>
+      </w:r>
+    </w:p>
+    <w:p>
+      <w:pPr>
+        <w:pStyle w:val="ListBullet"/>
+      </w:pPr>
+      <w:r>
+        <w:t>Over £20,000: 40% on signing, 30% at the midpoint, 30% on finishing.</w:t>
+      </w:r>
+    </w:p>
+    <w:p>
+      <w:pPr>
+        <w:pStyle w:val="ListBullet"/>
+      </w:pPr>
+      <w:r>
+        <w:t>Payment within [30] days of invoice.</w:t>
+      </w:r>
+    </w:p>
+    <w:p>
+      <w:pPr>
+        <w:pStyle w:val="ListBullet"/>
+      </w:pPr>
+      <w:r>
+        <w:t>If you stop the work part-way, you pay for the days done and nothing more.</w:t>
+      </w:r>
+    </w:p>
+    <w:p>
+      <w:pPr>
+        <w:pStyle w:val="Heading2"/>
+      </w:pPr>
+      <w:r>
+        <w:t>7. What we assume</w:t>
+      </w:r>
+    </w:p>
+    <w:p>
+      <w:r>
+        <w:t>If any of these turns out to be wrong, the price or the dates may change. We will tell you before doing anything about it.</w:t>
+      </w:r>
+    </w:p>
+    <w:p>
+      <w:pPr>
+        <w:pStyle w:val="ListNumber"/>
+      </w:pPr>
+      <w:r>
+        <w:t>You give us a named contact who can make decisions.</w:t>
+      </w:r>
+    </w:p>
+    <w:p>
+      <w:pPr>
+        <w:pStyle w:val="ListNumber"/>
+      </w:pPr>
+      <w:r>
+        <w:t>We get [n] interviews arranged within [n] working days of starting.</w:t>
+      </w:r>
+    </w:p>
+    <w:p>
+      <w:pPr>
+        <w:pStyle w:val="ListNumber"/>
+      </w:pPr>
+      <w:r>
+        <w:t>We get the documents and data listed in [appendix / email of (date)].</w:t>
+      </w:r>
+    </w:p>
+    <w:p>
+      <w:pPr>
+        <w:pStyle w:val="ListNumber"/>
+      </w:pPr>
+      <w:r>
+        <w:t>No patient-identifiable data is shared with us. If that changes, we agree a separate data agreement first.</w:t>
+      </w:r>
+    </w:p>
+    <w:p>
+      <w:pPr>
+        <w:pStyle w:val="ListNumber"/>
+      </w:pPr>
+      <w:r>
+        <w:t>Your team is available for [the working session / the closing session] on the agreed dates.</w:t>
+      </w:r>
+    </w:p>
+    <w:p>
+      <w:pPr>
+        <w:pStyle w:val="ListNumber"/>
+      </w:pPr>
+      <w:r>
+        <w:t>[Anything specific to this client]</w:t>
+      </w:r>
+    </w:p>
+    <w:p>
+      <w:pPr>
+        <w:pStyle w:val="Heading2"/>
+      </w:pPr>
+      <w:r>
+        <w:t>8. Terms</w:t>
+      </w:r>
+    </w:p>
+    <w:p>
+      <w:pPr>
+        <w:pStyle w:val="ListBullet"/>
+      </w:pPr>
+      <w:r>
+        <w:t>Signing this proposal makes it a work order under our standard services agreement, attached as [reference].</w:t>
       </w:r>
     </w:p>
     <w:p>
@@ -3532,10 +1756,10 @@
         <w:rPr>
           <w:b/>
         </w:rPr>
-        <w:t>Intellectual property:</w:t>
+        <w:t>Who owns what:</w:t>
       </w:r>
       <w:r>
-        <w:t xml:space="preserve"> Vytalix retains its pre-existing IP, methods and templates; the client owns the deliverables on full payment and receives a perpetual licence to the generic know-how embedded in them.</w:t>
+        <w:t xml:space="preserve"> we keep our own methods and templates. You own the documents we produce once you have paid in full.</w:t>
       </w:r>
     </w:p>
     <w:p>
@@ -3549,7 +1773,7 @@
         <w:t>Confidentiality:</w:t>
       </w:r>
       <w:r>
-        <w:t xml:space="preserve"> mutual; three years after completion.</w:t>
+        <w:t xml:space="preserve"> both ways, for three years after the work ends.</w:t>
       </w:r>
     </w:p>
     <w:p>
@@ -3560,10 +1784,10 @@
         <w:rPr>
           <w:b/>
         </w:rPr>
-        <w:t>Data protection:</w:t>
+        <w:t>Personal data:</w:t>
       </w:r>
       <w:r>
-        <w:t xml:space="preserve"> UK GDPR applies; no patient data is processed under this engagement; a Data Processing Agreement is annexed only if personal data processing is required and agreed in writing.</w:t>
+        <w:t xml:space="preserve"> UK GDPR (the UK's data protection law) applies. No patient data is handled under this work unless separately agreed in writing.</w:t>
       </w:r>
     </w:p>
     <w:p>
@@ -3577,7 +1801,7 @@
         <w:t>Liability:</w:t>
       </w:r>
       <w:r>
-        <w:t xml:space="preserve"> capped at the fees paid under this SOW in the preceding 12 months; no cap for matters that cannot be limited by law.</w:t>
+        <w:t xml:space="preserve"> limited to the fees paid under this work order, except where the law does not allow a limit.</w:t>
       </w:r>
     </w:p>
     <w:p>
@@ -3591,7 +1815,7 @@
         <w:t>Insurance:</w:t>
       </w:r>
       <w:r>
-        <w:t xml:space="preserve"> professional indemnity £[1m] and public liability £[2m] [in place from (date) — state only once purchased].</w:t>
+        <w:t xml:space="preserve"> professional indemnity £[amount] and public liability £[amount], in place from [date].</w:t>
       </w:r>
     </w:p>
     <w:p>
@@ -3602,10 +1826,10 @@
         <w:rPr>
           <w:b/>
         </w:rPr>
-        <w:t>Publicity:</w:t>
+        <w:t>Naming each other:</w:t>
       </w:r>
       <w:r>
-        <w:t xml:space="preserve"> neither party names the other publicly without written consent.</w:t>
+        <w:t xml:space="preserve"> neither of us names the other publicly without written permission.</w:t>
       </w:r>
     </w:p>
     <w:p>
@@ -3616,10 +1840,10 @@
         <w:rPr>
           <w:b/>
         </w:rPr>
-        <w:t>Non-solicitation:</w:t>
+        <w:t>Ending it:</w:t>
       </w:r>
       <w:r>
-        <w:t xml:space="preserve"> 12 months, mutual.</w:t>
+        <w:t xml:space="preserve"> either side can stop with 30 days' written notice. Work already done is payable.</w:t>
       </w:r>
     </w:p>
     <w:p>
@@ -3630,21 +1854,7 @@
         <w:rPr>
           <w:b/>
         </w:rPr>
-        <w:t>Termination:</w:t>
-      </w:r>
-      <w:r>
-        <w:t xml:space="preserve"> 30 days' written notice; fees for work done to date are payable; immediate termination for material breach.</w:t>
-      </w:r>
-    </w:p>
-    <w:p>
-      <w:pPr>
-        <w:pStyle w:val="ListBullet"/>
-      </w:pPr>
-      <w:r>
-        <w:rPr>
-          <w:b/>
-        </w:rPr>
-        <w:t>Governing law:</w:t>
+        <w:t>Law:</w:t>
       </w:r>
       <w:r>
         <w:t xml:space="preserve"> England and Wales.</w:t>
@@ -3658,18 +1868,10 @@
         <w:rPr>
           <w:b/>
         </w:rPr>
-        <w:t>Validity:</w:t>
+        <w:t>Our other interest, declared:</w:t>
       </w:r>
       <w:r>
-        <w:t xml:space="preserve"> this proposal is valid until [date]; prices and dates may change after that.</w:t>
-      </w:r>
-    </w:p>
-    <w:p>
-      <w:r>
-        <w:rPr>
-          <w:i/>
-        </w:rPr>
-        <w:t>All terms TO VALIDATE with a solicitor before first use (`/docs/15_LEGAL_AND_REGULATORY.md` §9).</w:t>
+        <w:t xml:space="preserve"> Vytalix is developing MaternaLink, a maternity coordination product, in development and not for sale. If this job touches maternity digital tools, our advice is given independently of that, and you can ask us anything about it.</w:t>
       </w:r>
     </w:p>
     <w:p>
@@ -3677,12 +1879,12 @@
         <w:pStyle w:val="Heading2"/>
       </w:pPr>
       <w:r>
-        <w:t>11. Acceptance</w:t>
+        <w:t>9. How to accept</w:t>
       </w:r>
     </w:p>
     <w:p>
       <w:r>
-        <w:t>By signing below, the client accepts Option [ ] of this proposal as a Statement of Work under the MSA and authorises Vytalix to raise the first invoice.</w:t>
+        <w:t>Sign below, or reply to this email with "We accept Option [ ]". Either is enough for us to start.</w:t>
       </w:r>
     </w:p>
     <w:tbl>
@@ -3726,7 +1928,7 @@
                 <w:b/>
                 <w:sz w:val="17"/>
               </w:rPr>
-              <w:t>Client</w:t>
+              <w:t>You</w:t>
             </w:r>
           </w:p>
         </w:tc>
@@ -3808,7 +2010,7 @@
                 <w:b w:val="0"/>
                 <w:sz w:val="17"/>
               </w:rPr>
-              <w:t>[Legal entity name — TO VALIDATE]</w:t>
+              <w:t>[Legal company name]</w:t>
             </w:r>
           </w:p>
         </w:tc>
@@ -3844,13 +2046,6 @@
                 <w:b w:val="0"/>
                 <w:sz w:val="17"/>
               </w:rPr>
-            </w:r>
-            <w:r>
-              <w:rPr>
-                <w:b w:val="0"/>
-                <w:sz w:val="17"/>
-              </w:rPr>
-              <w:t>[ ]</w:t>
             </w:r>
           </w:p>
         </w:tc>
@@ -3906,13 +2101,6 @@
                 <w:b w:val="0"/>
                 <w:sz w:val="17"/>
               </w:rPr>
-            </w:r>
-            <w:r>
-              <w:rPr>
-                <w:b w:val="0"/>
-                <w:sz w:val="17"/>
-              </w:rPr>
-              <w:t>[ ]</w:t>
             </w:r>
           </w:p>
         </w:tc>
@@ -4050,7 +2238,7 @@
                 <w:b w:val="0"/>
                 <w:sz w:val="17"/>
               </w:rPr>
-              <w:t>Purchase order no. (if applicable)</w:t>
+              <w:t>Purchase order number</w:t>
             </w:r>
           </w:p>
         </w:tc>
@@ -4070,7 +2258,7 @@
                 <w:b w:val="0"/>
                 <w:sz w:val="17"/>
               </w:rPr>
-              <w:t>[ ]</w:t>
+              <w:t>[if you need one]</w:t>
             </w:r>
           </w:p>
         </w:tc>
@@ -4099,176 +2287,7 @@
     <w:p/>
     <w:p>
       <w:r>
-        <w:t>Next steps after signature: (1) invoice issued; (2) kick-off scheduled for [date]; (3) access list and interview list circulated; (4) weekly check-in booked.</w:t>
-      </w:r>
-    </w:p>
-    <w:p>
-      <w:pPr>
-        <w:pStyle w:val="Heading2"/>
-      </w:pPr>
-      <w:r>
-        <w:t>Appendix A — About Vytalix</w:t>
-      </w:r>
-    </w:p>
-    <w:p>
-      <w:r>
-        <w:rPr>
-          <w:i/>
-        </w:rPr>
-        <w:t>Paste `/assets/COMPANY_PROFILE.md` §1–§3 and §5 verbatim (stage-honest). Do not add claims.</w:t>
-      </w:r>
-    </w:p>
-    <w:p>
-      <w:pPr>
-        <w:pStyle w:val="Heading2"/>
-      </w:pPr>
-      <w:r>
-        <w:t>Appendix B — Methods relevant to this engagement</w:t>
-      </w:r>
-    </w:p>
-    <w:p>
-      <w:r>
-        <w:rPr>
-          <w:i/>
-        </w:rPr>
-        <w:t>Select from: discovery interview guide; option-appraisal framework; decision-scoring framework (10 criteria); DTAC readiness sequence; hazard-log starter; Green Book five-case outline; theory-of-change template. One paragraph each.</w:t>
-      </w:r>
-    </w:p>
-    <w:p>
-      <w:pPr>
-        <w:pStyle w:val="Heading2"/>
-      </w:pPr>
-      <w:r>
-        <w:t>Appendix C — Declaration of interests</w:t>
-      </w:r>
-    </w:p>
-    <w:p>
-      <w:r>
-        <w:t>Vytalix is developing MaternaLink (in development), a non-diagnostic maternal care-coordination platform. Where this engagement concerns maternity digital tools or vendors, this interest is declared here and any advice is given independently of it. The founder's separate venture, Kemek Enterprise Ltd, is unrelated to this engagement.</w:t>
-      </w:r>
-    </w:p>
-    <w:p>
-      <w:pPr>
-        <w:pStyle w:val="Heading2"/>
-      </w:pPr>
-      <w:r>
-        <w:t>Priorities / Risks / Next actions</w:t>
-      </w:r>
-    </w:p>
-    <w:p>
-      <w:r>
-        <w:rPr>
-          <w:b/>
-        </w:rPr>
-        <w:t>Priorities</w:t>
-      </w:r>
-    </w:p>
-    <w:p>
-      <w:pPr>
-        <w:pStyle w:val="ListNumber"/>
-      </w:pPr>
-      <w:r>
-        <w:t>Have the MSA and this SOW template reviewed by a solicitor before the first proposal is issued (</w:t>
-      </w:r>
-      <w:r>
-        <w:rPr>
-          <w:rFonts w:ascii="Consolas" w:hAnsi="Consolas"/>
-          <w:sz w:val="18"/>
-        </w:rPr>
-        <w:t>/docs/15_LEGAL_AND_REGULATORY.md</w:t>
-      </w:r>
-      <w:r>
-        <w:t xml:space="preserve"> §9.1; ESTIMATE £2k–£4k for the starter contract set).</w:t>
-      </w:r>
-    </w:p>
-    <w:p>
-      <w:pPr>
-        <w:pStyle w:val="ListNumber"/>
-      </w:pPr>
-      <w:r>
-        <w:t>Purchase professional indemnity and public liability insurance so §10 can state cover truthfully.</w:t>
-      </w:r>
-    </w:p>
-    <w:p>
-      <w:pPr>
-        <w:pStyle w:val="ListNumber"/>
-      </w:pPr>
-      <w:r>
-        <w:t>Build the DOCX version on the letterhead (</w:t>
-      </w:r>
-      <w:r>
-        <w:rPr>
-          <w:rFonts w:ascii="Consolas" w:hAnsi="Consolas"/>
-          <w:sz w:val="18"/>
-        </w:rPr>
-        <w:t>/docs/03_BRAND_SYSTEM.md</w:t>
-      </w:r>
-      <w:r>
-        <w:t xml:space="preserve"> §16 lists it as TO DO) and a pre-send checklist: no brackets, no unconsented names, no MaternaLink claims, prices labelled ex-VAT.</w:t>
-      </w:r>
-    </w:p>
-    <w:p>
-      <w:r>
-        <w:rPr>
-          <w:b/>
-        </w:rPr>
-        <w:t>Risks</w:t>
-      </w:r>
-    </w:p>
-    <w:p>
-      <w:pPr>
-        <w:pStyle w:val="ListBullet"/>
-      </w:pPr>
-      <w:r>
-        <w:t>Sending with brackets or placeholder legal-entity details; mitigation: pre-send checklist; proposal not issued before incorporation details exist.</w:t>
-      </w:r>
-    </w:p>
-    <w:p>
-      <w:pPr>
-        <w:pStyle w:val="ListBullet"/>
-      </w:pPr>
-      <w:r>
-        <w:t>Terms unenforceable or inconsistent with the MSA; mitigation: solicitor review; MSA-prevails clause.</w:t>
-      </w:r>
-    </w:p>
-    <w:p>
-      <w:pPr>
-        <w:pStyle w:val="ListBullet"/>
-      </w:pPr>
-      <w:r>
-        <w:t>Over-promising outcomes in §1; mitigation: outcomes are phrased as capabilities, never guarantees.</w:t>
-      </w:r>
-    </w:p>
-    <w:p>
-      <w:r>
-        <w:rPr>
-          <w:b/>
-        </w:rPr>
-        <w:t>Next actions</w:t>
-      </w:r>
-    </w:p>
-    <w:p>
-      <w:pPr>
-        <w:pStyle w:val="ListBullet"/>
-      </w:pPr>
-      <w:r>
-        <w:t>Founder, by Day 14: solicitor engaged for the MSA/SOW set; insurance quotes obtained.</w:t>
-      </w:r>
-    </w:p>
-    <w:p>
-      <w:pPr>
-        <w:pStyle w:val="ListBullet"/>
-      </w:pPr>
-      <w:r>
-        <w:t>Founder, by Day 21: DOCX template built; pre-send checklist added to the CRM deal stage "Proposal sent".</w:t>
-      </w:r>
-    </w:p>
-    <w:p>
-      <w:pPr>
-        <w:pStyle w:val="ListBullet"/>
-      </w:pPr>
-      <w:r>
-        <w:t>Founder, by Day 45: first two proposals issued and logged with option chosen and objections.</w:t>
+        <w:t>Once you accept: we invoice, we book the start meeting for [date], and we send you the list of people we need to speak to. Questions before you sign? Call [Founder name] on [phone]. No obligation, and no pressure.</w:t>
       </w:r>
     </w:p>
     <w:sectPr>
